--- a/Engineering-Mathematics/Modul-Word/Modul-1-Pengenalan-Persamaan-Diferensial.docx
+++ b/Engineering-Mathematics/Modul-Word/Modul-1-Pengenalan-Persamaan-Diferensial.docx
@@ -11103,9 +11103,11 @@
     <w:sectPr>
       <w:headerReference w:type="default" r:id="rId15"/>
       <w:footerReference w:type="default" r:id="rId16"/>
+      <w:footerReference w:type="first" r:id="rId29"/>
       <w:pgSz w:w="11906" w:h="16838" w:code="9"/>
       <w:pgMar w:top="1701" w:right="1418" w:bottom="1418" w:left="1701" w:header="709" w:footer="709" w:gutter="0"/>
       <w:cols w:space="708"/>
+      <w:titlePg/>
       <w:docGrid w:linePitch="360"/>
     </w:sectPr>
   </w:body>
@@ -11660,6 +11662,16 @@
         </mc:Fallback>
       </mc:AlternateContent>
     </w:r>
+  </w:p>
+</w:ftr>
+</file>
+
+<file path=word/footer2.xml><?xml version="1.0" encoding="utf-8"?>
+<w:ftr xmlns:m="http://schemas.openxmlformats.org/officeDocument/2006/math" xmlns:mc="http://schemas.openxmlformats.org/markup-compatibility/2006" xmlns:mo="http://schemas.microsoft.com/office/mac/office/2008/main" xmlns:mv="urn:schemas-microsoft-com:mac:vml" xmlns:o="urn:schemas-microsoft-com:office:office" xmlns:r="http://schemas.openxmlformats.org/officeDocument/2006/relationships" xmlns:v="urn:schemas-microsoft-com:vml" xmlns:w10="urn:schemas-microsoft-com:office:word" xmlns:w14="http://schemas.microsoft.com/office/word/2010/wordml" xmlns:w="http://schemas.openxmlformats.org/wordprocessingml/2006/main" xmlns:wne="http://schemas.microsoft.com/office/word/2006/wordml" xmlns:wp14="http://schemas.microsoft.com/office/word/2010/wordprocessingDrawing" xmlns:wp="http://schemas.openxmlformats.org/drawingml/2006/wordprocessingDrawing" xmlns:wpc="http://schemas.microsoft.com/office/word/2010/wordprocessingCanvas" xmlns:wpg="http://schemas.microsoft.com/office/word/2010/wordprocessingGroup" xmlns:wpi="http://schemas.microsoft.com/office/word/2010/wordprocessingInk" xmlns:wps="http://schemas.microsoft.com/office/word/2010/wordprocessingShape" mc:Ignorable="w14 wp14">
+  <w:p>
+    <w:pPr>
+      <w:pStyle w:val="Footer"/>
+    </w:pPr>
   </w:p>
 </w:ftr>
 </file>

--- a/Engineering-Mathematics/Modul-Word/Modul-1-Pengenalan-Persamaan-Diferensial.docx
+++ b/Engineering-Mathematics/Modul-Word/Modul-1-Pengenalan-Persamaan-Diferensial.docx
@@ -7953,7 +7953,7 @@
           <w:i w:val="0"/>
           <w:sz w:val="22"/>
         </w:rPr>
-        <w:t>Gambar 8 menunjukkan cuplikan Cell 1 yang memverifikasi Contoh 1.1 secara simbolik.</w:t>
+        <w:t xml:space="preserve">Gambar 8 menunjukkan potongan Cell 1 yang memverifikasi Contoh 1.1 secara simbolik.</w:t>
       </w:r>
     </w:p>
     <w:p>
@@ -8010,7 +8010,7 @@
           <w:color w:val="444444"/>
           <w:sz w:val="20"/>
         </w:rPr>
-        <w:t>Gambar 8. Cuplikan Cell 1: verifikasi simbolik Contoh 1.1 (y=e^(2x) sebagai solusi y''-4y'+4y=0) memakai SymPy.</w:t>
+        <w:t xml:space="preserve">Gambar 8. Potongan Cell 1: verifikasi simbolik Contoh 1.1 (y=e^(2x) sebagai solusi y''-4y'+4y=0) memakai SymPy.</w:t>
       </w:r>
     </w:p>
     <w:p>

--- a/Engineering-Mathematics/Modul-Word/Modul-1-Pengenalan-Persamaan-Diferensial.docx
+++ b/Engineering-Mathematics/Modul-Word/Modul-1-Pengenalan-Persamaan-Diferensial.docx
@@ -1379,7 +1379,7 @@
                                 <w:szCs w:val="20"/>
                                 <w:lang w:val="en-US"/>
                               </w:rPr>
-                              <w:t>myclass.mercubuana.ac.id</w:t>
+                              <w:t xml:space="preserve">myclass.mercubuana.ac·id</w:t>
                             </w:r>
                           </w:p>
                         </w:txbxContent>
@@ -1426,7 +1426,7 @@
                           <w:szCs w:val="20"/>
                           <w:lang w:val="en-US"/>
                         </w:rPr>
-                        <w:t>myclass.mercubuana.ac.id</w:t>
+                        <w:t xml:space="preserve">myclass.mercubuana.ac·id</w:t>
                       </w:r>
                     </w:p>
                   </w:txbxContent>
@@ -2512,7 +2512,7 @@
                                 <w:sz w:val="20"/>
                                 <w:szCs w:val="20"/>
                               </w:rPr>
-                              <w:t>www.mercubuana.ac.id</w:t>
+                              <w:t xml:space="preserve">www.mercubuana.ac·id</w:t>
                             </w:r>
                           </w:p>
                         </w:txbxContent>
@@ -2558,7 +2558,7 @@
                           <w:sz w:val="20"/>
                           <w:szCs w:val="20"/>
                         </w:rPr>
-                        <w:t>www.mercubuana.ac.id</w:t>
+                        <w:t xml:space="preserve">www.mercubuana.ac·id</w:t>
                       </w:r>
                     </w:p>
                   </w:txbxContent>
@@ -2864,6 +2864,15 @@
         </w:rPr>
         <w:t>Bentuk paling umum sebuah persamaan diferensial memuat fungsi yang dicari beserta turunan-turunannya hingga orde ke-n, dituliskan secara implisit sebagai berikut.</w:t>
       </w:r>
+      <w:r>
+        <w:rPr>
+          <w:rFonts w:ascii="Arial" w:hAnsi="Arial" w:cs="Arial"/>
+          <w:b w:val="0"/>
+          <w:i w:val="0"/>
+          <w:sz w:val="22"/>
+        </w:rPr>
+        <w:t xml:space="preserve"> Hubungan ini dirangkum dalam Persamaan (1).</w:t>
+      </w:r>
     </w:p>
     <w:p>
       <w:pPr>
@@ -2880,6 +2889,16 @@
         </w:rPr>
         <w:t>F(x, y, y', y'', ..., y⁽ⁿ⁾) = 0</w:t>
       </w:r>
+      <w:r>
+        <w:rPr>
+          <w:rFonts w:ascii="Arial" w:hAnsi="Arial" w:cs="Arial"/>
+          <w:b/>
+          <w:i/>
+          <w:color w:val="305496"/>
+          <w:sz w:val="22"/>
+        </w:rPr>
+        <w:t xml:space="preserve">   (1)</w:t>
+      </w:r>
     </w:p>
     <w:p>
       <w:pPr>
@@ -2904,6 +2923,15 @@
         </w:rPr>
         <w:t>Persamaan diferensial dibedakan menjadi dua kelompok besar berdasarkan jumlah variabel bebas yang muncul di dalam turunannya. Persamaan Diferensial Biasa (Ordinary Differential Equation, ODE) hanya memuat turunan terhadap satu variabel bebas, umumnya x atau t; inilah jenis PD yang dipelajari sepanjang mata kuliah Matematika 4. Persamaan Diferensial Parsial (Partial Differential Equation, PDE) memuat turunan parsial terhadap dua atau lebih variabel bebas, dipakai untuk memodelkan fenomena dua atau tiga dimensi seperti gelombang, panas, dan aliran fluida.</w:t>
       </w:r>
+      <w:r>
+        <w:rPr>
+          <w:rFonts w:ascii="Arial" w:hAnsi="Arial" w:cs="Arial"/>
+          <w:b w:val="0"/>
+          <w:i w:val="0"/>
+          <w:sz w:val="22"/>
+        </w:rPr>
+        <w:t xml:space="preserve"> Bentuk ringkasnya dituliskan pada Persamaan (2).</w:t>
+      </w:r>
     </w:p>
     <w:p>
       <w:pPr>
@@ -2920,6 +2948,16 @@
         </w:rPr>
         <w:t>ODE:  y'' + 4y' + 4y = 0        PDE:  ∂²u/∂x² + ∂²u/∂y² = 0  (Persamaan Laplace)</w:t>
       </w:r>
+      <w:r>
+        <w:rPr>
+          <w:rFonts w:ascii="Arial" w:hAnsi="Arial" w:cs="Arial"/>
+          <w:b/>
+          <w:i/>
+          <w:color w:val="305496"/>
+          <w:sz w:val="22"/>
+        </w:rPr>
+        <w:t xml:space="preserve">   (2)</w:t>
+      </w:r>
     </w:p>
     <w:p>
       <w:pPr>
@@ -2966,7 +3004,26 @@
           <w:i w:val="0"/>
           <w:sz w:val="22"/>
         </w:rPr>
-        <w:t>Sebagai pengenalan awal, berikut dua belas contoh PD dengan bentuk beragam yang akan dijumpai sepanjang mata kuliah: y' + y = 0; (x/(1+x²))dx + (3y/(2+3y²))dy = 0; y''' + 4y = 0; (D³ − 6D² + 11D − 6)y = 0; y'' + 4y' + 8y = x sin 2x; (D³ − 6D² + 11D − 6)y = e^(2x)cos x; x²y'' + 4xy' + 8y = 0; x²y'' + 4xy' + 4y = ln x; (y''')² + 4y = 0; (y'')² + 2(y')⁴ + 8y = x sin 2x; ∂²y/∂x² = k·∂y/∂t (persamaan panas); dan ∂²u/∂x² + ∂²u/∂y² = 0 (persamaan Laplace). Empat sumbu klasifikasi akan dipakai sepanjang modul ini untuk menandai setiap PD di atas: biasa versus parsial, orde dan derajat, linier versus non-linier, serta homogen versus non-homogen; delapan di antaranya akan diklasifikasikan lengkap pada Tabel 2 di bagian berikutnya.</w:t>
+        <w:t xml:space="preserve">Sebagai pengenalan awal, berikut dua belas contoh PD dengan bentuk beragam yang akan dijumpai sepanjang mata kuliah: y' + y = 0; (x/(1+x²))dx + (3y/(2+3y²))dy = 0; y''' + 4y = 0; (D³ − 6D² + 11D − 6)y = 0; y'' + 4y' + 8y = x sin 2x; (D³ − 6D² + 11D − 6)y = e</w:t>
+      </w:r>
+      <w:r>
+        <w:rPr>
+          <w:rFonts w:ascii="Arial" w:hAnsi="Arial" w:cs="Arial"/>
+          <w:b w:val="0"/>
+          <w:i w:val="0"/>
+          <w:sz w:val="22"/>
+          <w:vertAlign w:val="superscript"/>
+        </w:rPr>
+        <w:t xml:space="preserve">2x</w:t>
+      </w:r>
+      <w:r>
+        <w:rPr>
+          <w:rFonts w:ascii="Arial" w:hAnsi="Arial" w:cs="Arial"/>
+          <w:b w:val="0"/>
+          <w:i w:val="0"/>
+          <w:sz w:val="22"/>
+        </w:rPr>
+        <w:t xml:space="preserve">cos x; x²y'' + 4xy' + 8y = 0; x²y'' + 4xy' + 4y = ln x; (y''')² + 4y = 0; (y'')² + 2(y')⁴ + 8y = x sin 2x; ∂²y/∂x² = k·∂y/∂t (persamaan panas); dan ∂²u/∂x² + ∂²u/∂y² = 0 (persamaan Laplace). Empat sumbu klasifikasi akan dipakai sepanjang modul ini untuk menandai setiap PD di atas: biasa versus parsial, orde dan derajat, linier versus non-linier, serta homogen versus non-homogen; delapan di antaranya akan diklasifikasikan lengkap pada Tabel 2 di bagian berikutnya.</w:t>
       </w:r>
     </w:p>
     <w:p>
@@ -3940,7 +3997,35 @@
           <w:i w:val="0"/>
           <w:sz w:val="22"/>
         </w:rPr>
-        <w:t>Sebuah PD dikatakan linier jika memenuhi tiga syarat sekaligus: (1) y dan semua turunannya berpangkat tepat satu; (2) tidak ada perkalian antar y dengan turunannya, misalnya y·y'; (3) tidak ada fungsi non-linier dari y seperti sin(y), e^y, atau ln(y). Jika salah satu syarat dilanggar, termasuk apabila ada turunan berpangkat dua atau lebih, PD tersebut disebut non-linier. Bentuk umum PD linier orde-n adalah sebagai berikut.</w:t>
+        <w:t xml:space="preserve">Sebuah PD dikatakan linier jika memenuhi tiga syarat sekaligus: (1) y dan semua turunannya berpangkat tepat satu; (2) tidak ada perkalian antar y dengan turunannya, misalnya y·y'; (3) tidak ada fungsi non-linier dari y seperti sin(y), e</w:t>
+      </w:r>
+      <w:r>
+        <w:rPr>
+          <w:rFonts w:ascii="Arial" w:hAnsi="Arial" w:cs="Arial"/>
+          <w:b w:val="0"/>
+          <w:i w:val="0"/>
+          <w:sz w:val="22"/>
+          <w:vertAlign w:val="superscript"/>
+        </w:rPr>
+        <w:t xml:space="preserve">y</w:t>
+      </w:r>
+      <w:r>
+        <w:rPr>
+          <w:rFonts w:ascii="Arial" w:hAnsi="Arial" w:cs="Arial"/>
+          <w:b w:val="0"/>
+          <w:i w:val="0"/>
+          <w:sz w:val="22"/>
+        </w:rPr>
+        <w:t xml:space="preserve">, atau ln(y). Jika salah satu syarat dilanggar, termasuk apabila ada turunan berpangkat dua atau lebih, PD tersebut disebut non-linier. Bentuk umum PD linier orde-n adalah sebagai berikut.</w:t>
+      </w:r>
+      <w:r>
+        <w:rPr>
+          <w:rFonts w:ascii="Arial" w:hAnsi="Arial" w:cs="Arial"/>
+          <w:b w:val="0"/>
+          <w:i w:val="0"/>
+          <w:sz w:val="22"/>
+        </w:rPr>
+        <w:t xml:space="preserve"> Persamaan (3) memadatkan aturan tersebut.</w:t>
       </w:r>
     </w:p>
     <w:p>
@@ -3958,6 +4043,16 @@
         </w:rPr>
         <w:t>aₙ(x)·y⁽ⁿ⁾ + aₙ₋₁(x)·y⁽ⁿ⁻¹⁾ + ... + a₁(x)·y' + a₀(x)·y = r(x)</w:t>
       </w:r>
+      <w:r>
+        <w:rPr>
+          <w:rFonts w:ascii="Arial" w:hAnsi="Arial" w:cs="Arial"/>
+          <w:b/>
+          <w:i/>
+          <w:color w:val="305496"/>
+          <w:sz w:val="22"/>
+        </w:rPr>
+        <w:t xml:space="preserve">   (3)</w:t>
+      </w:r>
     </w:p>
     <w:p>
       <w:pPr>
@@ -4013,6 +4108,15 @@
         </w:rPr>
         <w:t>Klasifikasi kedua didasarkan pada ruas kanan persamaan setelah seluruh suku y dan turunannya dipindahkan ke ruas kiri. Jika ruas kanan sama dengan nol, PD disebut homogen; jika ruas kanan berupa fungsi r(x) yang tidak nol, PD disebut non-homogen. Pembedaan ini secara langsung menentukan struktur solusi yang harus dicari.</w:t>
       </w:r>
+      <w:r>
+        <w:rPr>
+          <w:rFonts w:ascii="Arial" w:hAnsi="Arial" w:cs="Arial"/>
+          <w:b w:val="0"/>
+          <w:i w:val="0"/>
+          <w:sz w:val="22"/>
+        </w:rPr>
+        <w:t xml:space="preserve"> Rangkuman kuantitatifnya tertulis pada Persamaan (4).</w:t>
+      </w:r>
     </w:p>
     <w:p>
       <w:pPr>
@@ -4029,6 +4133,16 @@
         </w:rPr>
         <w:t>Homogen:  aₙ·y⁽ⁿ⁾ + ... + a₀·y = 0        Non-Homogen:  aₙ·y⁽ⁿ⁾ + ... + a₀·y = r(x)</w:t>
       </w:r>
+      <w:r>
+        <w:rPr>
+          <w:rFonts w:ascii="Arial" w:hAnsi="Arial" w:cs="Arial"/>
+          <w:b/>
+          <w:i/>
+          <w:color w:val="305496"/>
+          <w:sz w:val="22"/>
+        </w:rPr>
+        <w:t xml:space="preserve">   (4)</w:t>
+      </w:r>
     </w:p>
     <w:p>
       <w:pPr>
@@ -4115,6 +4229,15 @@
         </w:rPr>
         <w:t>Klasifikasi terakhir berdasarkan koefisien aᵢ di depan setiap suku turunan. Jika seluruh koefisien adalah bilangan konstan, PD disebut berkoefisien konstan; jika ada koefisien yang merupakan fungsi dari x, PD disebut berkoefisien variabel. Bentuk khusus PD koefisien variabel yang penting adalah PD Cauchy atau Euler, dengan aᵢ = cᵢ·xⁱ.</w:t>
       </w:r>
+      <w:r>
+        <w:rPr>
+          <w:rFonts w:ascii="Arial" w:hAnsi="Arial" w:cs="Arial"/>
+          <w:b w:val="0"/>
+          <w:i w:val="0"/>
+          <w:sz w:val="22"/>
+        </w:rPr>
+        <w:t xml:space="preserve"> Hubungan ini dirangkum dalam Persamaan (5).</w:t>
+      </w:r>
     </w:p>
     <w:p>
       <w:pPr>
@@ -4130,6 +4253,16 @@
           <w:sz w:val="22"/>
         </w:rPr>
         <w:t>aₙ·xⁿ·y⁽ⁿ⁾ + aₙ₋₁·xⁿ⁻¹·y⁽ⁿ⁻¹⁾ + ... + a₁·x·y' + a₀·y = r(x)   (PD Cauchy-Euler)</w:t>
+      </w:r>
+      <w:r>
+        <w:rPr>
+          <w:rFonts w:ascii="Arial" w:hAnsi="Arial" w:cs="Arial"/>
+          <w:b/>
+          <w:i/>
+          <w:color w:val="305496"/>
+          <w:sz w:val="22"/>
+        </w:rPr>
+        <w:t xml:space="preserve">   (5)</w:t>
       </w:r>
     </w:p>
     <w:p>
@@ -5701,7 +5834,26 @@
           <w:i w:val="0"/>
           <w:sz w:val="22"/>
         </w:rPr>
-        <w:t>Pembedaan linier versus non-linier bukan sekadar formalitas administratif dalam klasifikasi, melainkan menentukan apakah suatu solusi analitik closed-form dapat ditemukan sama sekali, dan bagaimana perilaku solusinya di jangka panjang. Gambar 4 membandingkan dua PD orde 1 yang tampak sederhana namun berperilaku sangat berbeda: PD linier y' + 2y = x memiliki solusi umum y = (2x−1)/4 + C·e^(−2x) yang mulus untuk seluruh nilai x berapa pun nilai konstanta C dipilih, sedangkan PD non-linier y' = y² memiliki solusi y = 1/(C−x) yang mengalami blow up, yaitu meledak menuju tak hingga pada suatu waktu terbatas x = C.</w:t>
+        <w:t xml:space="preserve">Pembedaan linier versus non-linier bukan sekadar formalitas administratif dalam klasifikasi, melainkan menentukan apakah suatu solusi analitik closed-form dapat ditemukan sama sekali, dan bagaimana perilaku solusinya di jangka panjang. Gambar 4 membandingkan dua PD orde 1 yang tampak sederhana namun berperilaku sangat berbeda: PD linier y' + 2y = x memiliki solusi umum y = (2x−1)/4 + C·e</w:t>
+      </w:r>
+      <w:r>
+        <w:rPr>
+          <w:rFonts w:ascii="Arial" w:hAnsi="Arial" w:cs="Arial"/>
+          <w:b w:val="0"/>
+          <w:i w:val="0"/>
+          <w:sz w:val="22"/>
+          <w:vertAlign w:val="superscript"/>
+        </w:rPr>
+        <w:t xml:space="preserve">−2x</w:t>
+      </w:r>
+      <w:r>
+        <w:rPr>
+          <w:rFonts w:ascii="Arial" w:hAnsi="Arial" w:cs="Arial"/>
+          <w:b w:val="0"/>
+          <w:i w:val="0"/>
+          <w:sz w:val="22"/>
+        </w:rPr>
+        <w:t xml:space="preserve"> yang mulus untuk seluruh nilai x berapa pun nilai konstanta C dipilih, sedangkan PD non-linier y' = y² memiliki solusi y = 1/(C−x) yang mengalami blow up, yaitu meledak menuju tak hingga pada suatu waktu terbatas x = C.</w:t>
       </w:r>
     </w:p>
     <w:p>
@@ -5860,7 +6012,26 @@
           <w:i w:val="0"/>
           <w:sz w:val="22"/>
         </w:rPr>
-        <w:t>Selidiki apakah y = e^(2x) merupakan solusi dari PD y'' − 4y' + 4y = 0.</w:t>
+        <w:t xml:space="preserve">Selidiki apakah y = e</w:t>
+      </w:r>
+      <w:r>
+        <w:rPr>
+          <w:rFonts w:ascii="Arial" w:hAnsi="Arial" w:cs="Arial"/>
+          <w:b w:val="0"/>
+          <w:i w:val="0"/>
+          <w:sz w:val="22"/>
+          <w:vertAlign w:val="superscript"/>
+        </w:rPr>
+        <w:t xml:space="preserve">2x</w:t>
+      </w:r>
+      <w:r>
+        <w:rPr>
+          <w:rFonts w:ascii="Arial" w:hAnsi="Arial" w:cs="Arial"/>
+          <w:b w:val="0"/>
+          <w:i w:val="0"/>
+          <w:sz w:val="22"/>
+        </w:rPr>
+        <w:t xml:space="preserve"> merupakan solusi dari PD y'' − 4y' + 4y = 0.</w:t>
       </w:r>
     </w:p>
     <w:p>
@@ -5875,7 +6046,73 @@
           <w:i w:val="0"/>
           <w:sz w:val="22"/>
         </w:rPr>
-        <w:t>Langkah 1, hitung turunan yang diperlukan. PD memuat y, y', dan y'' (orde 2), sehingga kandidat y = e^(2x) diturunkan dua kali memakai aturan rantai (e^(kx))' = k·e^(kx).</w:t>
+        <w:t xml:space="preserve">Langkah 1, hitung turunan yang diperlukan. PD memuat y, y', dan y'' (orde 2), sehingga kandidat y = e</w:t>
+      </w:r>
+      <w:r>
+        <w:rPr>
+          <w:rFonts w:ascii="Arial" w:hAnsi="Arial" w:cs="Arial"/>
+          <w:b w:val="0"/>
+          <w:i w:val="0"/>
+          <w:sz w:val="22"/>
+          <w:vertAlign w:val="superscript"/>
+        </w:rPr>
+        <w:t xml:space="preserve">2x</w:t>
+      </w:r>
+      <w:r>
+        <w:rPr>
+          <w:rFonts w:ascii="Arial" w:hAnsi="Arial" w:cs="Arial"/>
+          <w:b w:val="0"/>
+          <w:i w:val="0"/>
+          <w:sz w:val="22"/>
+        </w:rPr>
+        <w:t xml:space="preserve"> diturunkan dua kali memakai aturan rantai (e</w:t>
+      </w:r>
+      <w:r>
+        <w:rPr>
+          <w:rFonts w:ascii="Arial" w:hAnsi="Arial" w:cs="Arial"/>
+          <w:b w:val="0"/>
+          <w:i w:val="0"/>
+          <w:sz w:val="22"/>
+          <w:vertAlign w:val="superscript"/>
+        </w:rPr>
+        <w:t xml:space="preserve">kx</w:t>
+      </w:r>
+      <w:r>
+        <w:rPr>
+          <w:rFonts w:ascii="Arial" w:hAnsi="Arial" w:cs="Arial"/>
+          <w:b w:val="0"/>
+          <w:i w:val="0"/>
+          <w:sz w:val="22"/>
+        </w:rPr>
+        <w:t xml:space="preserve">)' = k·e</w:t>
+      </w:r>
+      <w:r>
+        <w:rPr>
+          <w:rFonts w:ascii="Arial" w:hAnsi="Arial" w:cs="Arial"/>
+          <w:b w:val="0"/>
+          <w:i w:val="0"/>
+          <w:sz w:val="22"/>
+          <w:vertAlign w:val="superscript"/>
+        </w:rPr>
+        <w:t xml:space="preserve">kx</w:t>
+      </w:r>
+      <w:r>
+        <w:rPr>
+          <w:rFonts w:ascii="Arial" w:hAnsi="Arial" w:cs="Arial"/>
+          <w:b w:val="0"/>
+          <w:i w:val="0"/>
+          <w:sz w:val="22"/>
+        </w:rPr>
+        <w:t xml:space="preserve">.</w:t>
+      </w:r>
+      <w:r>
+        <w:rPr>
+          <w:rFonts w:ascii="Arial" w:hAnsi="Arial" w:cs="Arial"/>
+          <w:b w:val="0"/>
+          <w:i w:val="0"/>
+          <w:sz w:val="22"/>
+        </w:rPr>
+        <w:t xml:space="preserve"> Bentuk ringkasnya dituliskan pada Persamaan (6).</w:t>
       </w:r>
     </w:p>
     <w:p>
@@ -5891,7 +6128,70 @@
           <w:color w:val="305496"/>
           <w:sz w:val="22"/>
         </w:rPr>
-        <w:t>y = e^(2x)      y' = 2·e^(2x)      y'' = 4·e^(2x)</w:t>
+        <w:t xml:space="preserve">y = e</w:t>
+      </w:r>
+      <w:r>
+        <w:rPr>
+          <w:rFonts w:ascii="Arial" w:hAnsi="Arial" w:cs="Arial"/>
+          <w:b/>
+          <w:i/>
+          <w:color w:val="305496"/>
+          <w:sz w:val="22"/>
+          <w:vertAlign w:val="superscript"/>
+        </w:rPr>
+        <w:t xml:space="preserve">2x</w:t>
+      </w:r>
+      <w:r>
+        <w:rPr>
+          <w:rFonts w:ascii="Arial" w:hAnsi="Arial" w:cs="Arial"/>
+          <w:b/>
+          <w:i/>
+          <w:color w:val="305496"/>
+          <w:sz w:val="22"/>
+        </w:rPr>
+        <w:t xml:space="preserve">      y' = 2·e</w:t>
+      </w:r>
+      <w:r>
+        <w:rPr>
+          <w:rFonts w:ascii="Arial" w:hAnsi="Arial" w:cs="Arial"/>
+          <w:b/>
+          <w:i/>
+          <w:color w:val="305496"/>
+          <w:sz w:val="22"/>
+          <w:vertAlign w:val="superscript"/>
+        </w:rPr>
+        <w:t xml:space="preserve">2x</w:t>
+      </w:r>
+      <w:r>
+        <w:rPr>
+          <w:rFonts w:ascii="Arial" w:hAnsi="Arial" w:cs="Arial"/>
+          <w:b/>
+          <w:i/>
+          <w:color w:val="305496"/>
+          <w:sz w:val="22"/>
+        </w:rPr>
+        <w:t xml:space="preserve">      y'' = 4·e</w:t>
+      </w:r>
+      <w:r>
+        <w:rPr>
+          <w:rFonts w:ascii="Arial" w:hAnsi="Arial" w:cs="Arial"/>
+          <w:b/>
+          <w:i/>
+          <w:color w:val="305496"/>
+          <w:sz w:val="22"/>
+          <w:vertAlign w:val="superscript"/>
+        </w:rPr>
+        <w:t xml:space="preserve">2x</w:t>
+      </w:r>
+      <w:r>
+        <w:rPr>
+          <w:rFonts w:ascii="Arial" w:hAnsi="Arial" w:cs="Arial"/>
+          <w:b/>
+          <w:i/>
+          <w:color w:val="305496"/>
+          <w:sz w:val="22"/>
+        </w:rPr>
+        <w:t xml:space="preserve">   (6)</w:t>
       </w:r>
     </w:p>
     <w:p>
@@ -5908,6 +6208,15 @@
         </w:rPr>
         <w:t>Langkah 2, substitusi ke ruas kiri PD y'' − 4y' + 4y.</w:t>
       </w:r>
+      <w:r>
+        <w:rPr>
+          <w:rFonts w:ascii="Arial" w:hAnsi="Arial" w:cs="Arial"/>
+          <w:b w:val="0"/>
+          <w:i w:val="0"/>
+          <w:sz w:val="22"/>
+        </w:rPr>
+        <w:t xml:space="preserve"> Persamaan (7) memadatkan aturan tersebut.</w:t>
+      </w:r>
     </w:p>
     <w:p>
       <w:pPr>
@@ -5922,7 +6231,143 @@
           <w:color w:val="305496"/>
           <w:sz w:val="22"/>
         </w:rPr>
-        <w:t>LHS = 4·e^(2x) − 4·(2·e^(2x)) + 4·(e^(2x)) = 4·e^(2x) − 8·e^(2x) + 4·e^(2x) = 0</w:t>
+        <w:t xml:space="preserve">LHS = 4·e</w:t>
+      </w:r>
+      <w:r>
+        <w:rPr>
+          <w:rFonts w:ascii="Arial" w:hAnsi="Arial" w:cs="Arial"/>
+          <w:b/>
+          <w:i/>
+          <w:color w:val="305496"/>
+          <w:sz w:val="22"/>
+          <w:vertAlign w:val="superscript"/>
+        </w:rPr>
+        <w:t xml:space="preserve">2x</w:t>
+      </w:r>
+      <w:r>
+        <w:rPr>
+          <w:rFonts w:ascii="Arial" w:hAnsi="Arial" w:cs="Arial"/>
+          <w:b/>
+          <w:i/>
+          <w:color w:val="305496"/>
+          <w:sz w:val="22"/>
+        </w:rPr>
+        <w:t xml:space="preserve"> − 4·(2·e</w:t>
+      </w:r>
+      <w:r>
+        <w:rPr>
+          <w:rFonts w:ascii="Arial" w:hAnsi="Arial" w:cs="Arial"/>
+          <w:b/>
+          <w:i/>
+          <w:color w:val="305496"/>
+          <w:sz w:val="22"/>
+          <w:vertAlign w:val="superscript"/>
+        </w:rPr>
+        <w:t xml:space="preserve">2x</w:t>
+      </w:r>
+      <w:r>
+        <w:rPr>
+          <w:rFonts w:ascii="Arial" w:hAnsi="Arial" w:cs="Arial"/>
+          <w:b/>
+          <w:i/>
+          <w:color w:val="305496"/>
+          <w:sz w:val="22"/>
+        </w:rPr>
+        <w:t xml:space="preserve">) + 4·(e</w:t>
+      </w:r>
+      <w:r>
+        <w:rPr>
+          <w:rFonts w:ascii="Arial" w:hAnsi="Arial" w:cs="Arial"/>
+          <w:b/>
+          <w:i/>
+          <w:color w:val="305496"/>
+          <w:sz w:val="22"/>
+          <w:vertAlign w:val="superscript"/>
+        </w:rPr>
+        <w:t xml:space="preserve">2x</w:t>
+      </w:r>
+      <w:r>
+        <w:rPr>
+          <w:rFonts w:ascii="Arial" w:hAnsi="Arial" w:cs="Arial"/>
+          <w:b/>
+          <w:i/>
+          <w:color w:val="305496"/>
+          <w:sz w:val="22"/>
+        </w:rPr>
+        <w:t xml:space="preserve">) = 4·e</w:t>
+      </w:r>
+      <w:r>
+        <w:rPr>
+          <w:rFonts w:ascii="Arial" w:hAnsi="Arial" w:cs="Arial"/>
+          <w:b/>
+          <w:i/>
+          <w:color w:val="305496"/>
+          <w:sz w:val="22"/>
+          <w:vertAlign w:val="superscript"/>
+        </w:rPr>
+        <w:t xml:space="preserve">2x</w:t>
+      </w:r>
+      <w:r>
+        <w:rPr>
+          <w:rFonts w:ascii="Arial" w:hAnsi="Arial" w:cs="Arial"/>
+          <w:b/>
+          <w:i/>
+          <w:color w:val="305496"/>
+          <w:sz w:val="22"/>
+        </w:rPr>
+        <w:t xml:space="preserve"> − 8·e</w:t>
+      </w:r>
+      <w:r>
+        <w:rPr>
+          <w:rFonts w:ascii="Arial" w:hAnsi="Arial" w:cs="Arial"/>
+          <w:b/>
+          <w:i/>
+          <w:color w:val="305496"/>
+          <w:sz w:val="22"/>
+          <w:vertAlign w:val="superscript"/>
+        </w:rPr>
+        <w:t xml:space="preserve">2x</w:t>
+      </w:r>
+      <w:r>
+        <w:rPr>
+          <w:rFonts w:ascii="Arial" w:hAnsi="Arial" w:cs="Arial"/>
+          <w:b/>
+          <w:i/>
+          <w:color w:val="305496"/>
+          <w:sz w:val="22"/>
+        </w:rPr>
+        <w:t xml:space="preserve"> + 4·e</w:t>
+      </w:r>
+      <w:r>
+        <w:rPr>
+          <w:rFonts w:ascii="Arial" w:hAnsi="Arial" w:cs="Arial"/>
+          <w:b/>
+          <w:i/>
+          <w:color w:val="305496"/>
+          <w:sz w:val="22"/>
+          <w:vertAlign w:val="superscript"/>
+        </w:rPr>
+        <w:t xml:space="preserve">2x</w:t>
+      </w:r>
+      <w:r>
+        <w:rPr>
+          <w:rFonts w:ascii="Arial" w:hAnsi="Arial" w:cs="Arial"/>
+          <w:b/>
+          <w:i/>
+          <w:color w:val="305496"/>
+          <w:sz w:val="22"/>
+        </w:rPr>
+        <w:t xml:space="preserve"> = 0</w:t>
+      </w:r>
+      <w:r>
+        <w:rPr>
+          <w:rFonts w:ascii="Arial" w:hAnsi="Arial" w:cs="Arial"/>
+          <w:b/>
+          <w:i/>
+          <w:color w:val="305496"/>
+          <w:sz w:val="22"/>
+        </w:rPr>
+        <w:t xml:space="preserve">   (7)</w:t>
       </w:r>
     </w:p>
     <w:p>
@@ -5939,6 +6384,15 @@
         </w:rPr>
         <w:t>Langkah 3, bandingkan dengan ruas kanan. PD ini homogen sehingga RHS = 0. Karena LHS = 0 = RHS untuk semua nilai x, identitas terpenuhi.</w:t>
       </w:r>
+      <w:r>
+        <w:rPr>
+          <w:rFonts w:ascii="Arial" w:hAnsi="Arial" w:cs="Arial"/>
+          <w:b w:val="0"/>
+          <w:i w:val="0"/>
+          <w:sz w:val="22"/>
+        </w:rPr>
+        <w:t xml:space="preserve"> Rangkuman kuantitatifnya tertulis pada Persamaan (8).</w:t>
+      </w:r>
     </w:p>
     <w:p>
       <w:pPr>
@@ -5953,7 +6407,38 @@
           <w:color w:val="305496"/>
           <w:sz w:val="22"/>
         </w:rPr>
-        <w:t>LHS = 0 = RHS   ✓ identitas berlaku   →   y = e^(2x) ADALAH solusi PD y'' − 4y' + 4y = 0</w:t>
+        <w:t xml:space="preserve">LHS = 0 = RHS   ✓ identitas berlaku   →   y = e</w:t>
+      </w:r>
+      <w:r>
+        <w:rPr>
+          <w:rFonts w:ascii="Arial" w:hAnsi="Arial" w:cs="Arial"/>
+          <w:b/>
+          <w:i/>
+          <w:color w:val="305496"/>
+          <w:sz w:val="22"/>
+          <w:vertAlign w:val="superscript"/>
+        </w:rPr>
+        <w:t xml:space="preserve">2x</w:t>
+      </w:r>
+      <w:r>
+        <w:rPr>
+          <w:rFonts w:ascii="Arial" w:hAnsi="Arial" w:cs="Arial"/>
+          <w:b/>
+          <w:i/>
+          <w:color w:val="305496"/>
+          <w:sz w:val="22"/>
+        </w:rPr>
+        <w:t xml:space="preserve"> ADALAH solusi PD y'' − 4y' + 4y = 0</w:t>
+      </w:r>
+      <w:r>
+        <w:rPr>
+          <w:rFonts w:ascii="Arial" w:hAnsi="Arial" w:cs="Arial"/>
+          <w:b/>
+          <w:i/>
+          <w:color w:val="305496"/>
+          <w:sz w:val="22"/>
+        </w:rPr>
+        <w:t xml:space="preserve">   (8)</w:t>
       </w:r>
     </w:p>
     <w:p>
@@ -6010,7 +6495,28 @@
           <w:color w:val="444444"/>
           <w:sz w:val="20"/>
         </w:rPr>
-        <w:t>Gambar 5. Verifikasi kandidat y=e^(2x): kurva y, y', y'' (atas) dan residual R(x)=y''−4y'+4y yang identik dengan nol untuk semua x (bawah), mengonfirmasi identitas terpenuhi.</w:t>
+        <w:t xml:space="preserve">Gambar 5. Verifikasi kandidat y=e</w:t>
+      </w:r>
+      <w:r>
+        <w:rPr>
+          <w:rFonts w:ascii="Arial" w:hAnsi="Arial" w:cs="Arial"/>
+          <w:b w:val="0"/>
+          <w:i/>
+          <w:color w:val="444444"/>
+          <w:sz w:val="20"/>
+          <w:vertAlign w:val="superscript"/>
+        </w:rPr>
+        <w:t xml:space="preserve">2x</w:t>
+      </w:r>
+      <w:r>
+        <w:rPr>
+          <w:rFonts w:ascii="Arial" w:hAnsi="Arial" w:cs="Arial"/>
+          <w:b w:val="0"/>
+          <w:i/>
+          <w:color w:val="444444"/>
+          <w:sz w:val="20"/>
+        </w:rPr>
+        <w:t xml:space="preserve">: kurva y, y', y'' (atas) dan residual R(x)=y''−4y'+4y yang identik dengan nol untuk semua x (bawah), mengonfirmasi identitas terpenuhi.</w:t>
       </w:r>
     </w:p>
     <w:p>
@@ -6066,6 +6572,15 @@
         </w:rPr>
         <w:t>Langkah 1, hitung turunan trigonometri: (cos kx)' = −k·sin kx dan (sin kx)' = k·cos kx.</w:t>
       </w:r>
+      <w:r>
+        <w:rPr>
+          <w:rFonts w:ascii="Arial" w:hAnsi="Arial" w:cs="Arial"/>
+          <w:b w:val="0"/>
+          <w:i w:val="0"/>
+          <w:sz w:val="22"/>
+        </w:rPr>
+        <w:t xml:space="preserve"> Hubungan ini dirangkum dalam Persamaan (9).</w:t>
+      </w:r>
     </w:p>
     <w:p>
       <w:pPr>
@@ -6082,6 +6597,16 @@
         </w:rPr>
         <w:t>y = cos 2x      y' = −2·sin 2x      y'' = −4·cos 2x</w:t>
       </w:r>
+      <w:r>
+        <w:rPr>
+          <w:rFonts w:ascii="Arial" w:hAnsi="Arial" w:cs="Arial"/>
+          <w:b/>
+          <w:i/>
+          <w:color w:val="305496"/>
+          <w:sz w:val="22"/>
+        </w:rPr>
+        <w:t xml:space="preserve">   (9)</w:t>
+      </w:r>
     </w:p>
     <w:p>
       <w:pPr>
@@ -6097,6 +6622,15 @@
         </w:rPr>
         <w:t>Langkah 2, substitusi y dan y'' ke ruas kiri y'' + 4y.</w:t>
       </w:r>
+      <w:r>
+        <w:rPr>
+          <w:rFonts w:ascii="Arial" w:hAnsi="Arial" w:cs="Arial"/>
+          <w:b w:val="0"/>
+          <w:i w:val="0"/>
+          <w:sz w:val="22"/>
+        </w:rPr>
+        <w:t xml:space="preserve"> Bentuk ringkasnya dituliskan pada Persamaan (10).</w:t>
+      </w:r>
     </w:p>
     <w:p>
       <w:pPr>
@@ -6113,6 +6647,16 @@
         </w:rPr>
         <w:t>LHS = −4·cos 2x + 4·cos 2x = 0</w:t>
       </w:r>
+      <w:r>
+        <w:rPr>
+          <w:rFonts w:ascii="Arial" w:hAnsi="Arial" w:cs="Arial"/>
+          <w:b/>
+          <w:i/>
+          <w:color w:val="305496"/>
+          <w:sz w:val="22"/>
+        </w:rPr>
+        <w:t xml:space="preserve">   (10)</w:t>
+      </w:r>
     </w:p>
     <w:p>
       <w:pPr>
@@ -6128,6 +6672,15 @@
         </w:rPr>
         <w:t>Langkah 3, bandingkan dengan ruas kanan. PD ini non-homogen dengan RHS = cos 2x, yang tidak sama dengan nol. Karena LHS = 0 sedangkan RHS = cos 2x, kedua ruas tidak identik untuk semua x, sehingga kandidat GAGAL memenuhi PD.</w:t>
       </w:r>
+      <w:r>
+        <w:rPr>
+          <w:rFonts w:ascii="Arial" w:hAnsi="Arial" w:cs="Arial"/>
+          <w:b w:val="0"/>
+          <w:i w:val="0"/>
+          <w:sz w:val="22"/>
+        </w:rPr>
+        <w:t xml:space="preserve"> Persamaan (11) memadatkan aturan tersebut.</w:t>
+      </w:r>
     </w:p>
     <w:p>
       <w:pPr>
@@ -6143,6 +6696,16 @@
           <w:sz w:val="22"/>
         </w:rPr>
         <w:t>LHS = 0 ≠ cos 2x = RHS   →   y = cos 2x BUKAN solusi PD y'' + 4y = cos 2x</w:t>
+      </w:r>
+      <w:r>
+        <w:rPr>
+          <w:rFonts w:ascii="Arial" w:hAnsi="Arial" w:cs="Arial"/>
+          <w:b/>
+          <w:i/>
+          <w:color w:val="305496"/>
+          <w:sz w:val="22"/>
+        </w:rPr>
+        <w:t xml:space="preserve">   (11)</w:t>
       </w:r>
     </w:p>
     <w:p>
@@ -6206,6 +6769,15 @@
         </w:rPr>
         <w:t>Sebuah PD orde-n umumnya memiliki solusi umum yang memuat n konstanta sembarang C₁, C₂, ..., Cₙ. Saat diberikan n syarat awal (initial conditions), nilai konstanta-konstanta tersebut dapat ditentukan, menghasilkan solusi khusus yang unik untuk masalah tertentu; kombinasi PD beserta syarat awalnya disebut initial value problem (IVP).</w:t>
       </w:r>
+      <w:r>
+        <w:rPr>
+          <w:rFonts w:ascii="Arial" w:hAnsi="Arial" w:cs="Arial"/>
+          <w:b w:val="0"/>
+          <w:i w:val="0"/>
+          <w:sz w:val="22"/>
+        </w:rPr>
+        <w:t xml:space="preserve"> Rangkuman kuantitatifnya tertulis pada Persamaan (12).</w:t>
+      </w:r>
     </w:p>
     <w:p>
       <w:pPr>
@@ -6221,6 +6793,16 @@
           <w:sz w:val="22"/>
         </w:rPr>
         <w:t>Solusi Umum:  y = C₁·y₁(x) + C₂·y₂(x) + ...   (memuat Cᵢ)        Solusi Khusus:  nilai Cᵢ ditentukan oleh syarat awal</w:t>
+      </w:r>
+      <w:r>
+        <w:rPr>
+          <w:rFonts w:ascii="Arial" w:hAnsi="Arial" w:cs="Arial"/>
+          <w:b/>
+          <w:i/>
+          <w:color w:val="305496"/>
+          <w:sz w:val="22"/>
+        </w:rPr>
+        <w:t xml:space="preserve">   (12)</w:t>
       </w:r>
     </w:p>
     <w:p>
@@ -6564,7 +7146,26 @@
           <w:i w:val="0"/>
           <w:sz w:val="22"/>
         </w:rPr>
-        <w:t>saat mobil melaju lalu rem ditekan, kecepatan v(t) menurun sebanding dengan kecepatan saat itu akibat gesekan: dv/dt = −k·v. Ini PD orde 1 linier homogen koefisien konstan, dengan solusi v(t) = v₀·e^(−kt), yaitu kecepatan turun secara eksponensial. Inilah sebabnya mobil tidak berhenti seketika, selalu ada peluruhan (decay) yang halus.</w:t>
+        <w:t xml:space="preserve">saat mobil melaju lalu rem ditekan, kecepatan v(t) menurun sebanding dengan kecepatan saat itu akibat gesekan: dv/dt = −k·v. Ini PD orde 1 linier homogen koefisien konstan, dengan solusi v(t) = v₀·e</w:t>
+      </w:r>
+      <w:r>
+        <w:rPr>
+          <w:rFonts w:ascii="Arial" w:hAnsi="Arial" w:cs="Arial"/>
+          <w:b w:val="0"/>
+          <w:i w:val="0"/>
+          <w:sz w:val="22"/>
+          <w:vertAlign w:val="superscript"/>
+        </w:rPr>
+        <w:t xml:space="preserve">−kt</w:t>
+      </w:r>
+      <w:r>
+        <w:rPr>
+          <w:rFonts w:ascii="Arial" w:hAnsi="Arial" w:cs="Arial"/>
+          <w:b w:val="0"/>
+          <w:i w:val="0"/>
+          <w:sz w:val="22"/>
+        </w:rPr>
+        <w:t xml:space="preserve">, yaitu kecepatan turun secara eksponensial. Inilah sebabnya mobil tidak berhenti seketika, selalu ada peluruhan (decay) yang halus.</w:t>
       </w:r>
     </w:p>
     <w:p>
@@ -6597,7 +7198,26 @@
           <w:i w:val="0"/>
           <w:sz w:val="22"/>
         </w:rPr>
-        <w:t>suhu kopi T(t) mendingin menuju suhu ruangan T∞ dengan laju proporsional terhadap selisih suhu (Hukum Pendinginan Newton): dT/dt = −k(T − T∞). Ini PD orde 1 linier non-homogen koefisien konstan, dengan solusi T(t) = T∞ + (T₀ − T∞)·e^(−kt). Itulah mengapa kopi cepat mendingin di awal lalu melambat mendekati suhu ruangan.</w:t>
+        <w:t xml:space="preserve">suhu kopi T(t) mendingin menuju suhu ruangan T∞ dengan laju proporsional terhadap selisih suhu (Hukum Pendinginan Newton): dT/dt = −k(T − T∞). Ini PD orde 1 linier non-homogen koefisien konstan, dengan solusi T(t) = T∞ + (T₀ − T∞)·e</w:t>
+      </w:r>
+      <w:r>
+        <w:rPr>
+          <w:rFonts w:ascii="Arial" w:hAnsi="Arial" w:cs="Arial"/>
+          <w:b w:val="0"/>
+          <w:i w:val="0"/>
+          <w:sz w:val="22"/>
+          <w:vertAlign w:val="superscript"/>
+        </w:rPr>
+        <w:t xml:space="preserve">−kt</w:t>
+      </w:r>
+      <w:r>
+        <w:rPr>
+          <w:rFonts w:ascii="Arial" w:hAnsi="Arial" w:cs="Arial"/>
+          <w:b w:val="0"/>
+          <w:i w:val="0"/>
+          <w:sz w:val="22"/>
+        </w:rPr>
+        <w:t xml:space="preserve">. Itulah mengapa kopi cepat mendingin di awal lalu melambat mendekati suhu ruangan.</w:t>
       </w:r>
     </w:p>
     <w:p>
@@ -6696,7 +7316,26 @@
           <w:i w:val="0"/>
           <w:sz w:val="22"/>
         </w:rPr>
-        <w:t>tegangan V(t) pada kapasitor rangkaian RC yang diisi dari sumber V₀ melalui resistor R memenuhi RC·dV/dt + V = V₀. Ini PD orde 1 linier non-homogen koefisien konstan, dengan solusi V(t) = V₀·(1 − e^(−t/RC)), yaitu tegangan naik secara eksponensial menuju V₀. Bentuk PD ini identik secara matematis dengan pendinginan Newton dan mobil direm, hanya beda konteks fisiknya, inilah yang disebut analogi sistem.</w:t>
+        <w:t xml:space="preserve">tegangan V(t) pada kapasitor rangkaian RC yang diisi dari sumber V₀ melalui resistor R memenuhi RC·dV/dt + V = V₀. Ini PD orde 1 linier non-homogen koefisien konstan, dengan solusi V(t) = V₀·(1 − e</w:t>
+      </w:r>
+      <w:r>
+        <w:rPr>
+          <w:rFonts w:ascii="Arial" w:hAnsi="Arial" w:cs="Arial"/>
+          <w:b w:val="0"/>
+          <w:i w:val="0"/>
+          <w:sz w:val="22"/>
+          <w:vertAlign w:val="superscript"/>
+        </w:rPr>
+        <w:t xml:space="preserve">−t/RC</w:t>
+      </w:r>
+      <w:r>
+        <w:rPr>
+          <w:rFonts w:ascii="Arial" w:hAnsi="Arial" w:cs="Arial"/>
+          <w:b w:val="0"/>
+          <w:i w:val="0"/>
+          <w:sz w:val="22"/>
+        </w:rPr>
+        <w:t xml:space="preserve">), yaitu tegangan naik secara eksponensial menuju V₀. Bentuk PD ini identik secara matematis dengan pendinginan Newton dan mobil direm, hanya beda konteks fisiknya, inilah yang disebut analogi sistem.</w:t>
       </w:r>
     </w:p>
     <w:p>
@@ -7096,7 +7735,26 @@
                 <w:i w:val="0"/>
                 <w:sz w:val="19"/>
               </w:rPr>
-              <w:t>RC·dV/dt + V = V0</w:t>
+              <w:t xml:space="preserve">RC·dV/dt + V = </w:t>
+            </w:r>
+            <w:r>
+              <w:rPr>
+                <w:rFonts w:ascii="Arial" w:hAnsi="Arial" w:cs="Arial"/>
+                <w:b w:val="0"/>
+                <w:i w:val="0"/>
+                <w:sz w:val="19"/>
+              </w:rPr>
+              <w:t xml:space="preserve">V</w:t>
+            </w:r>
+            <w:r>
+              <w:rPr>
+                <w:rFonts w:ascii="Arial" w:hAnsi="Arial" w:cs="Arial"/>
+                <w:b w:val="0"/>
+                <w:i w:val="0"/>
+                <w:sz w:val="19"/>
+                <w:vertAlign w:val="subscript"/>
+              </w:rPr>
+              <w:t xml:space="preserve">0</w:t>
             </w:r>
           </w:p>
         </w:tc>
@@ -8010,7 +8668,28 @@
           <w:color w:val="444444"/>
           <w:sz w:val="20"/>
         </w:rPr>
-        <w:t xml:space="preserve">Gambar 8. Potongan Cell 1: verifikasi simbolik Contoh 1.1 (y=e^(2x) sebagai solusi y''-4y'+4y=0) memakai SymPy.</w:t>
+        <w:t xml:space="preserve">Gambar 8. Potongan Cell 1: verifikasi simbolik Contoh 1.1 (y=e</w:t>
+      </w:r>
+      <w:r>
+        <w:rPr>
+          <w:rFonts w:ascii="Arial" w:hAnsi="Arial" w:cs="Arial"/>
+          <w:b w:val="0"/>
+          <w:i/>
+          <w:color w:val="444444"/>
+          <w:sz w:val="20"/>
+          <w:vertAlign w:val="superscript"/>
+        </w:rPr>
+        <w:t xml:space="preserve">2x</w:t>
+      </w:r>
+      <w:r>
+        <w:rPr>
+          <w:rFonts w:ascii="Arial" w:hAnsi="Arial" w:cs="Arial"/>
+          <w:b w:val="0"/>
+          <w:i/>
+          <w:color w:val="444444"/>
+          <w:sz w:val="20"/>
+        </w:rPr>
+        <w:t xml:space="preserve"> sebagai solusi y''-4y'+4y=0) memakai SymPy.</w:t>
       </w:r>
     </w:p>
     <w:p>
@@ -8076,7 +8755,7 @@
           <w:i w:val="0"/>
           <w:sz w:val="22"/>
         </w:rPr>
-        <w:t>mengulangi alur yang sama untuk kandidat y = cos(2*x) pada PD y''+4y=cos(2x) (Contoh 1.2 di bagian Verifikasi Solusi), membuktikan secara simbolik bahwa hasil substitusi tidak sama dengan nol sehingga kandidat tersebut bukan solusi, persis seperti perhitungan manual sebelumnya.</w:t>
+        <w:t xml:space="preserve">mengulangi alur yang sama untuk kandidat y = cos(2·x) pada PD y''+4y=cos(2x) (Contoh 1.2 di bagian Verifikasi Solusi), membuktikan secara simbolik bahwa hasil substitusi tidak sama dengan nol sehingga kandidat tersebut bukan solusi, persis seperti perhitungan manual sebelumnya.</w:t>
       </w:r>
     </w:p>
     <w:p>
@@ -8895,7 +9574,18 @@
           <w:color w:val="333333"/>
           <w:sz w:val="21"/>
         </w:rPr>
-        <w:t>Tidak ada fungsi non-linier dari y seperti sin(y) atau e^y</w:t>
+        <w:t xml:space="preserve">Tidak ada fungsi non-linier dari y seperti sin(y) atau e</w:t>
+      </w:r>
+      <w:r>
+        <w:rPr>
+          <w:rFonts w:ascii="Arial" w:hAnsi="Arial" w:cs="Arial"/>
+          <w:b w:val="0"/>
+          <w:i w:val="0"/>
+          <w:color w:val="333333"/>
+          <w:sz w:val="21"/>
+          <w:vertAlign w:val="superscript"/>
+        </w:rPr>
+        <w:t xml:space="preserve">y</w:t>
       </w:r>
     </w:p>
     <w:p>
@@ -9970,7 +10660,35 @@
           <w:i w:val="0"/>
           <w:sz w:val="22"/>
         </w:rPr>
-        <w:t>Persiapan SymPy (dipakai C1-C10, kecuali dinyatakan lain di soal):</w:t>
+        <w:t xml:space="preserve">Persiapan SymPy (dipakai </w:t>
+      </w:r>
+      <w:r>
+        <w:rPr>
+          <w:rFonts w:ascii="Arial" w:hAnsi="Arial" w:cs="Arial"/>
+          <w:b w:val="0"/>
+          <w:i w:val="0"/>
+          <w:sz w:val="22"/>
+        </w:rPr>
+        <w:t xml:space="preserve">C</w:t>
+      </w:r>
+      <w:r>
+        <w:rPr>
+          <w:rFonts w:ascii="Arial" w:hAnsi="Arial" w:cs="Arial"/>
+          <w:b w:val="0"/>
+          <w:i w:val="0"/>
+          <w:sz w:val="22"/>
+          <w:vertAlign w:val="subscript"/>
+        </w:rPr>
+        <w:t xml:space="preserve">1</w:t>
+      </w:r>
+      <w:r>
+        <w:rPr>
+          <w:rFonts w:ascii="Arial" w:hAnsi="Arial" w:cs="Arial"/>
+          <w:b w:val="0"/>
+          <w:i w:val="0"/>
+          <w:sz w:val="22"/>
+        </w:rPr>
+        <w:t xml:space="preserve">-C10, kecuali dinyatakan lain di soal):</w:t>
       </w:r>
     </w:p>
     <w:p>
@@ -10342,7 +11060,91 @@
           <w:i w:val="0"/>
           <w:sz w:val="22"/>
         </w:rPr>
-        <w:t>Untuk PD orde 2 y'' = 6x, solusi umum berbentuk y = x³ + C1*x + C2. Dengan syarat awal y(0)=2 dan y'(0)=-1, tentukan nilai C1 dan C2, lalu cetak solusi khusus.</w:t>
+        <w:t xml:space="preserve">Untuk PD orde 2 y'' = 6x, solusi umum berbentuk y = x³ + </w:t>
+      </w:r>
+      <w:r>
+        <w:rPr>
+          <w:rFonts w:ascii="Arial" w:hAnsi="Arial" w:cs="Arial"/>
+          <w:b w:val="0"/>
+          <w:i w:val="0"/>
+          <w:sz w:val="22"/>
+        </w:rPr>
+        <w:t xml:space="preserve">C</w:t>
+      </w:r>
+      <w:r>
+        <w:rPr>
+          <w:rFonts w:ascii="Arial" w:hAnsi="Arial" w:cs="Arial"/>
+          <w:b w:val="0"/>
+          <w:i w:val="0"/>
+          <w:sz w:val="22"/>
+          <w:vertAlign w:val="subscript"/>
+        </w:rPr>
+        <w:t xml:space="preserve">1</w:t>
+      </w:r>
+      <w:r>
+        <w:rPr>
+          <w:rFonts w:ascii="Arial" w:hAnsi="Arial" w:cs="Arial"/>
+          <w:b w:val="0"/>
+          <w:i w:val="0"/>
+          <w:sz w:val="22"/>
+        </w:rPr>
+        <w:t xml:space="preserve">·x + </w:t>
+      </w:r>
+      <w:r>
+        <w:rPr>
+          <w:rFonts w:ascii="Arial" w:hAnsi="Arial" w:cs="Arial"/>
+          <w:b w:val="0"/>
+          <w:i w:val="0"/>
+          <w:sz w:val="22"/>
+        </w:rPr>
+        <w:t xml:space="preserve">C</w:t>
+      </w:r>
+      <w:r>
+        <w:rPr>
+          <w:rFonts w:ascii="Arial" w:hAnsi="Arial" w:cs="Arial"/>
+          <w:b w:val="0"/>
+          <w:i w:val="0"/>
+          <w:sz w:val="22"/>
+          <w:vertAlign w:val="subscript"/>
+        </w:rPr>
+        <w:t xml:space="preserve">2</w:t>
+      </w:r>
+      <w:r>
+        <w:rPr>
+          <w:rFonts w:ascii="Arial" w:hAnsi="Arial" w:cs="Arial"/>
+          <w:b w:val="0"/>
+          <w:i w:val="0"/>
+          <w:sz w:val="22"/>
+        </w:rPr>
+        <w:t xml:space="preserve">. Dengan syarat awal y(0)=2 dan y'(0)=-1, tentukan nilai C1 dan </w:t>
+      </w:r>
+      <w:r>
+        <w:rPr>
+          <w:rFonts w:ascii="Arial" w:hAnsi="Arial" w:cs="Arial"/>
+          <w:b w:val="0"/>
+          <w:i w:val="0"/>
+          <w:sz w:val="22"/>
+        </w:rPr>
+        <w:t xml:space="preserve">C</w:t>
+      </w:r>
+      <w:r>
+        <w:rPr>
+          <w:rFonts w:ascii="Arial" w:hAnsi="Arial" w:cs="Arial"/>
+          <w:b w:val="0"/>
+          <w:i w:val="0"/>
+          <w:sz w:val="22"/>
+          <w:vertAlign w:val="subscript"/>
+        </w:rPr>
+        <w:t xml:space="preserve">2</w:t>
+      </w:r>
+      <w:r>
+        <w:rPr>
+          <w:rFonts w:ascii="Arial" w:hAnsi="Arial" w:cs="Arial"/>
+          <w:b w:val="0"/>
+          <w:i w:val="0"/>
+          <w:sz w:val="22"/>
+        </w:rPr>
+        <w:t xml:space="preserve">, lalu cetak solusi khusus.</w:t>
       </w:r>
     </w:p>
     <w:p>
@@ -10378,7 +11180,69 @@
           <w:color w:val="333333"/>
           <w:sz w:val="21"/>
         </w:rPr>
-        <w:t>Substitusikan x=0 ke y untuk dapat C2; turunkan y menjadi y'=3x²+C1, substitusikan x=0 untuk dapat C1.</w:t>
+        <w:t xml:space="preserve">Substitusikan x=0 ke y untuk dapat </w:t>
+      </w:r>
+      <w:r>
+        <w:rPr>
+          <w:rFonts w:ascii="Arial" w:hAnsi="Arial" w:cs="Arial"/>
+          <w:b w:val="0"/>
+          <w:i w:val="0"/>
+          <w:color w:val="333333"/>
+          <w:sz w:val="21"/>
+        </w:rPr>
+        <w:t xml:space="preserve">C</w:t>
+      </w:r>
+      <w:r>
+        <w:rPr>
+          <w:rFonts w:ascii="Arial" w:hAnsi="Arial" w:cs="Arial"/>
+          <w:b w:val="0"/>
+          <w:i w:val="0"/>
+          <w:color w:val="333333"/>
+          <w:sz w:val="21"/>
+          <w:vertAlign w:val="subscript"/>
+        </w:rPr>
+        <w:t xml:space="preserve">2</w:t>
+      </w:r>
+      <w:r>
+        <w:rPr>
+          <w:rFonts w:ascii="Arial" w:hAnsi="Arial" w:cs="Arial"/>
+          <w:b w:val="0"/>
+          <w:i w:val="0"/>
+          <w:color w:val="333333"/>
+          <w:sz w:val="21"/>
+        </w:rPr>
+        <w:t xml:space="preserve">; turunkan y menjadi y'=3x²+</w:t>
+      </w:r>
+      <w:r>
+        <w:rPr>
+          <w:rFonts w:ascii="Arial" w:hAnsi="Arial" w:cs="Arial"/>
+          <w:b w:val="0"/>
+          <w:i w:val="0"/>
+          <w:color w:val="333333"/>
+          <w:sz w:val="21"/>
+        </w:rPr>
+        <w:t xml:space="preserve">C</w:t>
+      </w:r>
+      <w:r>
+        <w:rPr>
+          <w:rFonts w:ascii="Arial" w:hAnsi="Arial" w:cs="Arial"/>
+          <w:b w:val="0"/>
+          <w:i w:val="0"/>
+          <w:color w:val="333333"/>
+          <w:sz w:val="21"/>
+          <w:vertAlign w:val="subscript"/>
+        </w:rPr>
+        <w:t xml:space="preserve">1</w:t>
+      </w:r>
+      <w:r>
+        <w:rPr>
+          <w:rFonts w:ascii="Arial" w:hAnsi="Arial" w:cs="Arial"/>
+          <w:b w:val="0"/>
+          <w:i w:val="0"/>
+          <w:color w:val="333333"/>
+          <w:sz w:val="21"/>
+        </w:rPr>
+        <w:t xml:space="preserve">, substitusikan x=0 untuk dapat C1.</w:t>
       </w:r>
     </w:p>
     <w:p>
@@ -10462,7 +11326,7 @@
           <w:i w:val="0"/>
           <w:sz w:val="22"/>
         </w:rPr>
-        <w:t>Verifikasi dengan SymPy apakah y = x*sp.log(x) merupakan solusi dari PD x*y' - y = x (untuk x&gt;0). Definisikan x sebagai sp.Symbol('x', positive=True) agar sp.log(x) valid, lalu cetak hasil penyederhanaan LHS-RHS.</w:t>
+        <w:t xml:space="preserve">Verifikasi dengan SymPy apakah y = x·sp.log(x) merupakan solusi dari PD x·y' - y = x (untuk x&gt;0). Definisikan x sebagai sp.Symbol('x', positive=True) agar sp.log(x) valid, lalu cetak hasil penyederhanaan LHS-RHS.</w:t>
       </w:r>
     </w:p>
     <w:p>
@@ -10498,7 +11362,7 @@
           <w:color w:val="333333"/>
           <w:sz w:val="21"/>
         </w:rPr>
-        <w:t>Definisikan x positif, hitung y' dengan sp.diff, substitusikan ke x*y'-y, kurangi dengan ruas kanan x, sederhanakan dengan sp.simplify, lalu bandingkan dengan nol.</w:t>
+        <w:t xml:space="preserve">Definisikan x positif, hitung y' dengan sp.diff, substitusikan ke x·y'-y, kurangi dengan ruas kanan x, sederhanakan dengan sp.simplify, lalu bandingkan dengan nol.</w:t>
       </w:r>
     </w:p>
     <w:p>
@@ -10522,7 +11386,7 @@
           <w:i w:val="0"/>
           <w:sz w:val="22"/>
         </w:rPr>
-        <w:t>Gunakan sp.dsolve() untuk menyelesaikan PD y'(x) + 2*y(x) = 0 secara otomatis: eq = sp.Eq(y(x).diff(x) + 2*y(x), 0); sol = sp.dsolve(eq, y(x)). Cetak solusi umum yang dihasilkan SymPy.</w:t>
+        <w:t xml:space="preserve">Gunakan sp.dsolve() untuk menyelesaikan PD y'(x) + 2·y(x) = 0 secara otomatis: eq = sp.Eq(y(x).diff(x) + 2*y(x), 0); sol = sp.dsolve(eq, y(x)). Cetak solusi umum yang dihasilkan SymPy.</w:t>
       </w:r>
     </w:p>
     <w:p>
@@ -10673,7 +11537,35 @@
           <w:i w:val="0"/>
           <w:sz w:val="22"/>
         </w:rPr>
-        <w:t>Buat fungsi Python classify_pd(order, degree, is_linear, rhs_is_zero, coef_is_constant) yang mengembalikan dictionary klasifikasi lengkap (tipe, linieritas, ruas_kanan, koefisien) berdasarkan lima parameter input, mengikuti kerangka lima langkah Gambar 3 pada modul ini. Uji fungsi pada 5 PD berbeda dari Tabel 2 dan cetak hasilnya, verifikasi cocok dengan Tabel 2.</w:t>
+        <w:t xml:space="preserve">Buat fungsi Python classify_pd(order, degree, </w:t>
+      </w:r>
+      <w:r>
+        <w:rPr>
+          <w:rFonts w:ascii="Arial" w:hAnsi="Arial" w:cs="Arial"/>
+          <w:b w:val="0"/>
+          <w:i w:val="0"/>
+          <w:sz w:val="22"/>
+        </w:rPr>
+        <w:t xml:space="preserve">is</w:t>
+      </w:r>
+      <w:r>
+        <w:rPr>
+          <w:rFonts w:ascii="Arial" w:hAnsi="Arial" w:cs="Arial"/>
+          <w:b w:val="0"/>
+          <w:i w:val="0"/>
+          <w:sz w:val="22"/>
+          <w:vertAlign w:val="subscript"/>
+        </w:rPr>
+        <w:t xml:space="preserve">linear</w:t>
+      </w:r>
+      <w:r>
+        <w:rPr>
+          <w:rFonts w:ascii="Arial" w:hAnsi="Arial" w:cs="Arial"/>
+          <w:b w:val="0"/>
+          <w:i w:val="0"/>
+          <w:sz w:val="22"/>
+        </w:rPr>
+        <w:t xml:space="preserve">, rhs_is_zero, coef_is_constant) yang mengembalikan dictionary klasifikasi lengkap (tipe, linieritas, ruas_kanan, koefisien) berdasarkan lima parameter input, mengikuti kerangka lima langkah Gambar 3 pada modul ini. Uji fungsi pada 5 PD berbeda dari Tabel 2 dan cetak hasilnya, verifikasi cocok dengan Tabel 2.</w:t>
       </w:r>
     </w:p>
     <w:p>
@@ -10709,7 +11601,38 @@
           <w:color w:val="333333"/>
           <w:sz w:val="21"/>
         </w:rPr>
-        <w:t>Bangun dictionary hasil dari parameter boolean/string yang diberikan (mis. "Linier" jika is_linear True, "Homogen" jika rhs_is_zero True), lalu panggil fungsi tersebut dengan parameter yang sesuai untuk 5 baris Tabel 2 dan bandingkan outputnya.</w:t>
+        <w:t xml:space="preserve">Bangun dictionary hasil dari parameter boolean/string yang diberikan (mis. "Linier" jika </w:t>
+      </w:r>
+      <w:r>
+        <w:rPr>
+          <w:rFonts w:ascii="Arial" w:hAnsi="Arial" w:cs="Arial"/>
+          <w:b w:val="0"/>
+          <w:i w:val="0"/>
+          <w:color w:val="333333"/>
+          <w:sz w:val="21"/>
+        </w:rPr>
+        <w:t xml:space="preserve">is</w:t>
+      </w:r>
+      <w:r>
+        <w:rPr>
+          <w:rFonts w:ascii="Arial" w:hAnsi="Arial" w:cs="Arial"/>
+          <w:b w:val="0"/>
+          <w:i w:val="0"/>
+          <w:color w:val="333333"/>
+          <w:sz w:val="21"/>
+          <w:vertAlign w:val="subscript"/>
+        </w:rPr>
+        <w:t xml:space="preserve">linear</w:t>
+      </w:r>
+      <w:r>
+        <w:rPr>
+          <w:rFonts w:ascii="Arial" w:hAnsi="Arial" w:cs="Arial"/>
+          <w:b w:val="0"/>
+          <w:i w:val="0"/>
+          <w:color w:val="333333"/>
+          <w:sz w:val="21"/>
+        </w:rPr>
+        <w:t xml:space="preserve"> True, "Homogen" jika rhs_is_zero True), lalu panggil fungsi tersebut dengan parameter yang sesuai untuk 5 baris Tabel 2 dan bandingkan outputnya.</w:t>
       </w:r>
     </w:p>
     <w:p>
@@ -10733,7 +11656,82 @@
           <w:i w:val="0"/>
           <w:sz w:val="22"/>
         </w:rPr>
-        <w:t>Implementasikan fungsi verify_solution(y_expr, pd_lhs_expr, x) memakai SymPy yang menerima ekspresi kandidat solusi dan ekspresi ruas kiri PD (dalam variabel y, y1, y2 yang sudah disubstitusi turunan y_expr), lalu mengembalikan True/False apakah solusi valid. Uji pada 4 kasus: y=e^(2x) untuk y''-4y'+4y=0 (True), y=cos(2x) untuk y''+4y=cos(2x) (False), y=sin(x) untuk y''+y=0 (True), dan y=x untuk y''+y=0 (False).</w:t>
+        <w:t xml:space="preserve">Implementasikan fungsi verify_solution(</w:t>
+      </w:r>
+      <w:r>
+        <w:rPr>
+          <w:rFonts w:ascii="Arial" w:hAnsi="Arial" w:cs="Arial"/>
+          <w:b w:val="0"/>
+          <w:i w:val="0"/>
+          <w:sz w:val="22"/>
+        </w:rPr>
+        <w:t xml:space="preserve">y</w:t>
+      </w:r>
+      <w:r>
+        <w:rPr>
+          <w:rFonts w:ascii="Arial" w:hAnsi="Arial" w:cs="Arial"/>
+          <w:b w:val="0"/>
+          <w:i w:val="0"/>
+          <w:sz w:val="22"/>
+          <w:vertAlign w:val="subscript"/>
+        </w:rPr>
+        <w:t xml:space="preserve">expr</w:t>
+      </w:r>
+      <w:r>
+        <w:rPr>
+          <w:rFonts w:ascii="Arial" w:hAnsi="Arial" w:cs="Arial"/>
+          <w:b w:val="0"/>
+          <w:i w:val="0"/>
+          <w:sz w:val="22"/>
+        </w:rPr>
+        <w:t xml:space="preserve">, pd_lhs_expr, x) memakai SymPy yang menerima ekspresi kandidat solusi dan ekspresi ruas kiri PD (dalam variabel y, y1, y2 yang sudah disubstitusi turunan </w:t>
+      </w:r>
+      <w:r>
+        <w:rPr>
+          <w:rFonts w:ascii="Arial" w:hAnsi="Arial" w:cs="Arial"/>
+          <w:b w:val="0"/>
+          <w:i w:val="0"/>
+          <w:sz w:val="22"/>
+        </w:rPr>
+        <w:t xml:space="preserve">y</w:t>
+      </w:r>
+      <w:r>
+        <w:rPr>
+          <w:rFonts w:ascii="Arial" w:hAnsi="Arial" w:cs="Arial"/>
+          <w:b w:val="0"/>
+          <w:i w:val="0"/>
+          <w:sz w:val="22"/>
+          <w:vertAlign w:val="subscript"/>
+        </w:rPr>
+        <w:t xml:space="preserve">expr</w:t>
+      </w:r>
+      <w:r>
+        <w:rPr>
+          <w:rFonts w:ascii="Arial" w:hAnsi="Arial" w:cs="Arial"/>
+          <w:b w:val="0"/>
+          <w:i w:val="0"/>
+          <w:sz w:val="22"/>
+        </w:rPr>
+        <w:t xml:space="preserve">), lalu mengembalikan True/False apakah solusi valid. Uji pada 4 kasus: y=e</w:t>
+      </w:r>
+      <w:r>
+        <w:rPr>
+          <w:rFonts w:ascii="Arial" w:hAnsi="Arial" w:cs="Arial"/>
+          <w:b w:val="0"/>
+          <w:i w:val="0"/>
+          <w:sz w:val="22"/>
+          <w:vertAlign w:val="superscript"/>
+        </w:rPr>
+        <w:t xml:space="preserve">2x</w:t>
+      </w:r>
+      <w:r>
+        <w:rPr>
+          <w:rFonts w:ascii="Arial" w:hAnsi="Arial" w:cs="Arial"/>
+          <w:b w:val="0"/>
+          <w:i w:val="0"/>
+          <w:sz w:val="22"/>
+        </w:rPr>
+        <w:t xml:space="preserve"> untuk y''-4y'+4y=0 (True), y=cos(2x) untuk y''+4y=cos(2x) (False), y=sin(x) untuk y''+y=0 (True), dan y=x untuk y''+y=0 (False).</w:t>
       </w:r>
     </w:p>
     <w:p>
@@ -10793,7 +11791,35 @@
           <w:i w:val="0"/>
           <w:sz w:val="22"/>
         </w:rPr>
-        <w:t>Implementasikan simulasi numerik keluarga kurva solusi PD y'=2x dari awal (tanpa sp.dsolve) memakai Euler method sederhana untuk memverifikasi solusi analitik y=x²+C: untuk C=5, x mulai dari 0 hingga 3 dengan step h=0.01, iterasi y_next = y + h*2*x, lalu bandingkan y hasil numerik pada x=3 dengan y analitik = 3²+5=14. Cetak selisih error absolut.</w:t>
+        <w:t xml:space="preserve">Implementasikan simulasi numerik keluarga kurva solusi PD y'=2x dari awal (tanpa sp.dsolve) memakai Euler method sederhana untuk memverifikasi solusi analitik y=x²+C: untuk C=5, x mulai dari 0 hingga 3 dengan step h=0.01, iterasi </w:t>
+      </w:r>
+      <w:r>
+        <w:rPr>
+          <w:rFonts w:ascii="Arial" w:hAnsi="Arial" w:cs="Arial"/>
+          <w:b w:val="0"/>
+          <w:i w:val="0"/>
+          <w:sz w:val="22"/>
+        </w:rPr>
+        <w:t xml:space="preserve">y</w:t>
+      </w:r>
+      <w:r>
+        <w:rPr>
+          <w:rFonts w:ascii="Arial" w:hAnsi="Arial" w:cs="Arial"/>
+          <w:b w:val="0"/>
+          <w:i w:val="0"/>
+          <w:sz w:val="22"/>
+          <w:vertAlign w:val="subscript"/>
+        </w:rPr>
+        <w:t xml:space="preserve">next</w:t>
+      </w:r>
+      <w:r>
+        <w:rPr>
+          <w:rFonts w:ascii="Arial" w:hAnsi="Arial" w:cs="Arial"/>
+          <w:b w:val="0"/>
+          <w:i w:val="0"/>
+          <w:sz w:val="22"/>
+        </w:rPr>
+        <w:t xml:space="preserve"> = y + h·2·x, lalu bandingkan y hasil numerik pada x=3 dengan y analitik = 3²+5=14. Cetak selisih error absolut.</w:t>
       </w:r>
     </w:p>
     <w:p>
@@ -10829,7 +11855,38 @@
           <w:color w:val="333333"/>
           <w:sz w:val="21"/>
         </w:rPr>
-        <w:t>Inisialisasi y=5 pada x=0 (syarat awal), lakukan loop sebanyak (3-0)/h iterasi dengan pembaruan y += h*2*x diikuti x += h, lalu bandingkan nilai y akhir dengan 14 (nilai analitik) dan cetak abs(y_numerik - 14).</w:t>
+        <w:t xml:space="preserve">Inisialisasi y=5 pada x=0 (syarat awal), lakukan loop sebanyak (3-0)/h iterasi dengan pembaruan y += h·2·x diikuti x += h, lalu bandingkan nilai y akhir dengan 14 (nilai analitik) dan cetak abs(</w:t>
+      </w:r>
+      <w:r>
+        <w:rPr>
+          <w:rFonts w:ascii="Arial" w:hAnsi="Arial" w:cs="Arial"/>
+          <w:b w:val="0"/>
+          <w:i w:val="0"/>
+          <w:color w:val="333333"/>
+          <w:sz w:val="21"/>
+        </w:rPr>
+        <w:t xml:space="preserve">y</w:t>
+      </w:r>
+      <w:r>
+        <w:rPr>
+          <w:rFonts w:ascii="Arial" w:hAnsi="Arial" w:cs="Arial"/>
+          <w:b w:val="0"/>
+          <w:i w:val="0"/>
+          <w:color w:val="333333"/>
+          <w:sz w:val="21"/>
+          <w:vertAlign w:val="subscript"/>
+        </w:rPr>
+        <w:t xml:space="preserve">numerik</w:t>
+      </w:r>
+      <w:r>
+        <w:rPr>
+          <w:rFonts w:ascii="Arial" w:hAnsi="Arial" w:cs="Arial"/>
+          <w:b w:val="0"/>
+          <w:i w:val="0"/>
+          <w:color w:val="333333"/>
+          <w:sz w:val="21"/>
+        </w:rPr>
+        <w:t xml:space="preserve"> - 14).</w:t>
       </w:r>
     </w:p>
     <w:p>
@@ -10853,7 +11910,7 @@
           <w:i w:val="0"/>
           <w:sz w:val="22"/>
         </w:rPr>
-        <w:t>Bangun dan verifikasi solusi PD orde 2 pegas-massa tanpa redaman m*x''+k*x=0 dengan m=2 kg, k=8 N/m dan syarat awal x(0)=0.1 m, x'(0)=0. Turunkan omega_n=sqrt(k/m), tentukan C1,C2 dari syarat awal untuk solusi x(t)=C1*cos(omega_n*t)+C2*sin(omega_n*t) memakai SymPy simbolik (sp.solve), lalu verifikasi solusi tersebut memenuhi PD asal via substitusi ulang (harus menghasilkan 0).</w:t>
+        <w:t xml:space="preserve">Bangun dan verifikasi solusi PD orde 2 pegas-massa tanpa redaman m·x''+k·x=0 dengan m=2 kg, k=8 N/m dan syarat awal x(0)=0.1 m, x'(0)=0. Turunkan omega_n=√(k/m), tentukan C1,C2 dari syarat awal untuk solusi x(t)=C1·cos(omega_n·t)+C2·sin(omega_n·t) memakai SymPy simbolik (sp.solve), lalu verifikasi solusi tersebut memenuhi PD asal via substitusi ulang (harus menghasilkan 0).</w:t>
       </w:r>
     </w:p>
     <w:p>
@@ -11097,7 +12154,7 @@
           <w:color w:val="0563C1"/>
           <w:sz w:val="21"/>
         </w:rPr>
-        <w:t xml:space="preserve"> https://www.ijee.ie/1atestissues/Vol36-1A/09_ijee3860.pdf</w:t>
+        <w:t xml:space="preserve"> https://www.ijee.ie/1atestissues/Vol36-1A/09_ijee3860·pdf</w:t>
       </w:r>
     </w:p>
     <w:sectPr>

--- a/Engineering-Mathematics/Modul-Word/Modul-1-Pengenalan-Persamaan-Diferensial.docx
+++ b/Engineering-Mathematics/Modul-Word/Modul-1-Pengenalan-Persamaan-Diferensial.docx
@@ -11326,7 +11326,7 @@
           <w:i w:val="0"/>
           <w:sz w:val="22"/>
         </w:rPr>
-        <w:t xml:space="preserve">Verifikasi dengan SymPy apakah y = x·sp.log(x) merupakan solusi dari PD x·y' - y = x (untuk x&gt;0). Definisikan x sebagai sp.Symbol('x', positive=True) agar sp.log(x) valid, lalu cetak hasil penyederhanaan LHS-RHS.</w:t>
+        <w:t>Verifikasi dengan SymPy apakah y = x*sp.log(x) merupakan solusi dari PD x*y' - y = x (untuk x&gt;0). Definisikan x sebagai sp.Symbol('x', positive=True) agar sp.log(x) valid, lalu cetak hasil penyederhanaan LHS-RHS.</w:t>
       </w:r>
     </w:p>
     <w:p>
@@ -11362,7 +11362,7 @@
           <w:color w:val="333333"/>
           <w:sz w:val="21"/>
         </w:rPr>
-        <w:t xml:space="preserve">Definisikan x positif, hitung y' dengan sp.diff, substitusikan ke x·y'-y, kurangi dengan ruas kanan x, sederhanakan dengan sp.simplify, lalu bandingkan dengan nol.</w:t>
+        <w:t>Definisikan x positif, hitung y' dengan sp.diff, substitusikan ke x*y'-y, kurangi dengan ruas kanan x, sederhanakan dengan sp.simplify, lalu bandingkan dengan nol.</w:t>
       </w:r>
     </w:p>
     <w:p>
@@ -11386,7 +11386,7 @@
           <w:i w:val="0"/>
           <w:sz w:val="22"/>
         </w:rPr>
-        <w:t xml:space="preserve">Gunakan sp.dsolve() untuk menyelesaikan PD y'(x) + 2·y(x) = 0 secara otomatis: eq = sp.Eq(y(x).diff(x) + 2*y(x), 0); sol = sp.dsolve(eq, y(x)). Cetak solusi umum yang dihasilkan SymPy.</w:t>
+        <w:t>Gunakan sp.dsolve() untuk menyelesaikan PD y'(x) + 2*y(x) = 0 secara otomatis: eq = sp.Eq(y(x).diff(x) + 2*y(x), 0); sol = sp.dsolve(eq, y(x)). Cetak solusi umum yang dihasilkan SymPy.</w:t>
       </w:r>
     </w:p>
     <w:p>
@@ -11819,7 +11819,7 @@
           <w:i w:val="0"/>
           <w:sz w:val="22"/>
         </w:rPr>
-        <w:t xml:space="preserve"> = y + h·2·x, lalu bandingkan y hasil numerik pada x=3 dengan y analitik = 3²+5=14. Cetak selisih error absolut.</w:t>
+        <w:t xml:space="preserve"> = y + h*2*x, lalu bandingkan y hasil numerik pada x=3 dengan y analitik = 3²+5=14. Cetak selisih error absolut.</w:t>
       </w:r>
     </w:p>
     <w:p>
@@ -11910,7 +11910,7 @@
           <w:i w:val="0"/>
           <w:sz w:val="22"/>
         </w:rPr>
-        <w:t xml:space="preserve">Bangun dan verifikasi solusi PD orde 2 pegas-massa tanpa redaman m·x''+k·x=0 dengan m=2 kg, k=8 N/m dan syarat awal x(0)=0.1 m, x'(0)=0. Turunkan omega_n=√(k/m), tentukan C1,C2 dari syarat awal untuk solusi x(t)=C1·cos(omega_n·t)+C2·sin(omega_n·t) memakai SymPy simbolik (sp.solve), lalu verifikasi solusi tersebut memenuhi PD asal via substitusi ulang (harus menghasilkan 0).</w:t>
+        <w:t xml:space="preserve">Bangun dan verifikasi solusi PD orde 2 pegas-massa tanpa redaman m*x''+k*x=0 dengan m=2 kg, k=8 N/m dan syarat awal x(0)=0.1 m, x'(0)=0. Turunkan omega_n=√(k/m), tentukan C1,C2 dari syarat awal untuk solusi x(t)=C1*cos(omega_n*t)+C2*sin(omega_n*t) memakai SymPy simbolik (sp.solve), lalu verifikasi solusi tersebut memenuhi PD asal via substitusi ulang (harus menghasilkan 0).</w:t>
       </w:r>
     </w:p>
     <w:p>

--- a/Engineering-Mathematics/Modul-Word/Modul-1-Pengenalan-Persamaan-Diferensial.docx
+++ b/Engineering-Mathematics/Modul-Word/Modul-1-Pengenalan-Persamaan-Diferensial.docx
@@ -3049,6 +3049,15 @@
         </w:rPr>
         <w:t>Dua karakteristik fundamental harus diidentifikasi pertama kali dari sebuah PD, yaitu orde dan derajat, dan keduanya sering tertukar. Orde ditentukan oleh turunan tertinggi yang muncul dalam persamaan; derajat adalah pangkat dari turunan tertinggi tersebut, setelah persamaan dibebaskan dari bentuk pecahan dan akar yang melibatkan turunan.</w:t>
       </w:r>
+      <w:r>
+        <w:rPr>
+          <w:rFonts w:ascii="Arial" w:hAnsi="Arial" w:cs="Arial"/>
+          <w:b w:val="0"/>
+          <w:i w:val="0"/>
+          <w:sz w:val="22"/>
+        </w:rPr>
+        <w:t xml:space="preserve"> Persamaan (3) memadatkan aturan tersebut.</w:t>
+      </w:r>
     </w:p>
     <w:p>
       <w:pPr>
@@ -3064,6 +3073,16 @@
           <w:sz w:val="22"/>
         </w:rPr>
         <w:t>Orde = turunan tertinggi yang muncul        Derajat = pangkat dari turunan tertinggi</w:t>
+      </w:r>
+      <w:r>
+        <w:rPr>
+          <w:rFonts w:ascii="Arial" w:hAnsi="Arial" w:cs="Arial"/>
+          <w:b/>
+          <w:i/>
+          <w:color w:val="305496"/>
+          <w:sz w:val="22"/>
+        </w:rPr>
+        <w:t xml:space="preserve">   (3)</w:t>
       </w:r>
     </w:p>
     <w:p>
@@ -4025,7 +4044,7 @@
           <w:i w:val="0"/>
           <w:sz w:val="22"/>
         </w:rPr>
-        <w:t xml:space="preserve"> Persamaan (3) memadatkan aturan tersebut.</w:t>
+        <w:t xml:space="preserve"> Rangkuman kuantitatifnya tertulis pada Persamaan (4).</w:t>
       </w:r>
     </w:p>
     <w:p>
@@ -4051,7 +4070,7 @@
           <w:color w:val="305496"/>
           <w:sz w:val="22"/>
         </w:rPr>
-        <w:t xml:space="preserve">   (3)</w:t>
+        <w:t xml:space="preserve">   (4)</w:t>
       </w:r>
     </w:p>
     <w:p>
@@ -4115,7 +4134,7 @@
           <w:i w:val="0"/>
           <w:sz w:val="22"/>
         </w:rPr>
-        <w:t xml:space="preserve"> Rangkuman kuantitatifnya tertulis pada Persamaan (4).</w:t>
+        <w:t xml:space="preserve"> Hubungan ini dirangkum dalam Persamaan (5).</w:t>
       </w:r>
     </w:p>
     <w:p>
@@ -4141,7 +4160,7 @@
           <w:color w:val="305496"/>
           <w:sz w:val="22"/>
         </w:rPr>
-        <w:t xml:space="preserve">   (4)</w:t>
+        <w:t xml:space="preserve">   (5)</w:t>
       </w:r>
     </w:p>
     <w:p>
@@ -4158,6 +4177,15 @@
         </w:rPr>
         <w:t>Solusi PD non-homogen selalu memiliki struktur dua suku, yaitu solusi homogen ditambah solusi khusus.</w:t>
       </w:r>
+      <w:r>
+        <w:rPr>
+          <w:rFonts w:ascii="Arial" w:hAnsi="Arial" w:cs="Arial"/>
+          <w:b w:val="0"/>
+          <w:i w:val="0"/>
+          <w:sz w:val="22"/>
+        </w:rPr>
+        <w:t xml:space="preserve"> Bentuk ringkasnya dituliskan pada Persamaan (6).</w:t>
+      </w:r>
     </w:p>
     <w:p>
       <w:pPr>
@@ -4174,6 +4202,16 @@
         </w:rPr>
         <w:t>y = yₕ + yₚ</w:t>
       </w:r>
+      <w:r>
+        <w:rPr>
+          <w:rFonts w:ascii="Arial" w:hAnsi="Arial" w:cs="Arial"/>
+          <w:b/>
+          <w:i/>
+          <w:color w:val="305496"/>
+          <w:sz w:val="22"/>
+        </w:rPr>
+        <w:t xml:space="preserve">   (6)</w:t>
+      </w:r>
     </w:p>
     <w:p>
       <w:pPr>
@@ -4236,7 +4274,7 @@
           <w:i w:val="0"/>
           <w:sz w:val="22"/>
         </w:rPr>
-        <w:t xml:space="preserve"> Hubungan ini dirangkum dalam Persamaan (5).</w:t>
+        <w:t xml:space="preserve"> Persamaan (7) memadatkan aturan tersebut.</w:t>
       </w:r>
     </w:p>
     <w:p>
@@ -4262,7 +4300,7 @@
           <w:color w:val="305496"/>
           <w:sz w:val="22"/>
         </w:rPr>
-        <w:t xml:space="preserve">   (5)</w:t>
+        <w:t xml:space="preserve">   (7)</w:t>
       </w:r>
     </w:p>
     <w:p>
@@ -6112,7 +6150,7 @@
           <w:i w:val="0"/>
           <w:sz w:val="22"/>
         </w:rPr>
-        <w:t xml:space="preserve"> Bentuk ringkasnya dituliskan pada Persamaan (6).</w:t>
+        <w:t xml:space="preserve"> Rangkuman kuantitatifnya tertulis pada Persamaan (8).</w:t>
       </w:r>
     </w:p>
     <w:p>
@@ -6191,7 +6229,7 @@
           <w:color w:val="305496"/>
           <w:sz w:val="22"/>
         </w:rPr>
-        <w:t xml:space="preserve">   (6)</w:t>
+        <w:t xml:space="preserve">   (8)</w:t>
       </w:r>
     </w:p>
     <w:p>
@@ -6215,7 +6253,7 @@
           <w:i w:val="0"/>
           <w:sz w:val="22"/>
         </w:rPr>
-        <w:t xml:space="preserve"> Persamaan (7) memadatkan aturan tersebut.</w:t>
+        <w:t xml:space="preserve"> Hubungan ini dirangkum dalam Persamaan (9).</w:t>
       </w:r>
     </w:p>
     <w:p>
@@ -6367,7 +6405,7 @@
           <w:color w:val="305496"/>
           <w:sz w:val="22"/>
         </w:rPr>
-        <w:t xml:space="preserve">   (7)</w:t>
+        <w:t xml:space="preserve">   (9)</w:t>
       </w:r>
     </w:p>
     <w:p>
@@ -6391,7 +6429,7 @@
           <w:i w:val="0"/>
           <w:sz w:val="22"/>
         </w:rPr>
-        <w:t xml:space="preserve"> Rangkuman kuantitatifnya tertulis pada Persamaan (8).</w:t>
+        <w:t xml:space="preserve"> Bentuk ringkasnya dituliskan pada Persamaan (10).</w:t>
       </w:r>
     </w:p>
     <w:p>
@@ -6438,7 +6476,7 @@
           <w:color w:val="305496"/>
           <w:sz w:val="22"/>
         </w:rPr>
-        <w:t xml:space="preserve">   (8)</w:t>
+        <w:t xml:space="preserve">   (10)</w:t>
       </w:r>
     </w:p>
     <w:p>
@@ -6579,7 +6617,7 @@
           <w:i w:val="0"/>
           <w:sz w:val="22"/>
         </w:rPr>
-        <w:t xml:space="preserve"> Hubungan ini dirangkum dalam Persamaan (9).</w:t>
+        <w:t xml:space="preserve"> Persamaan (11) memadatkan aturan tersebut.</w:t>
       </w:r>
     </w:p>
     <w:p>
@@ -6605,7 +6643,7 @@
           <w:color w:val="305496"/>
           <w:sz w:val="22"/>
         </w:rPr>
-        <w:t xml:space="preserve">   (9)</w:t>
+        <w:t xml:space="preserve">   (11)</w:t>
       </w:r>
     </w:p>
     <w:p>
@@ -6629,7 +6667,7 @@
           <w:i w:val="0"/>
           <w:sz w:val="22"/>
         </w:rPr>
-        <w:t xml:space="preserve"> Bentuk ringkasnya dituliskan pada Persamaan (10).</w:t>
+        <w:t xml:space="preserve"> Rangkuman kuantitatifnya tertulis pada Persamaan (12).</w:t>
       </w:r>
     </w:p>
     <w:p>
@@ -6655,7 +6693,7 @@
           <w:color w:val="305496"/>
           <w:sz w:val="22"/>
         </w:rPr>
-        <w:t xml:space="preserve">   (10)</w:t>
+        <w:t xml:space="preserve">   (12)</w:t>
       </w:r>
     </w:p>
     <w:p>
@@ -6679,7 +6717,7 @@
           <w:i w:val="0"/>
           <w:sz w:val="22"/>
         </w:rPr>
-        <w:t xml:space="preserve"> Persamaan (11) memadatkan aturan tersebut.</w:t>
+        <w:t xml:space="preserve"> Hubungan ini dirangkum dalam Persamaan (13).</w:t>
       </w:r>
     </w:p>
     <w:p>
@@ -6705,7 +6743,7 @@
           <w:color w:val="305496"/>
           <w:sz w:val="22"/>
         </w:rPr>
-        <w:t xml:space="preserve">   (11)</w:t>
+        <w:t xml:space="preserve">   (13)</w:t>
       </w:r>
     </w:p>
     <w:p>
@@ -6776,7 +6814,7 @@
           <w:i w:val="0"/>
           <w:sz w:val="22"/>
         </w:rPr>
-        <w:t xml:space="preserve"> Rangkuman kuantitatifnya tertulis pada Persamaan (12).</w:t>
+        <w:t xml:space="preserve"> Bentuk ringkasnya dituliskan pada Persamaan (14).</w:t>
       </w:r>
     </w:p>
     <w:p>
@@ -6802,7 +6840,7 @@
           <w:color w:val="305496"/>
           <w:sz w:val="22"/>
         </w:rPr>
-        <w:t xml:space="preserve">   (12)</w:t>
+        <w:t xml:space="preserve">   (14)</w:t>
       </w:r>
     </w:p>
     <w:p>

--- a/Engineering-Mathematics/Modul-Word/Modul-1-Pengenalan-Persamaan-Diferensial.docx
+++ b/Engineering-Mathematics/Modul-Word/Modul-1-Pengenalan-Persamaan-Diferensial.docx
@@ -2876,8 +2876,11 @@
     </w:p>
     <w:p>
       <w:pPr>
+        <w:tabs>
+          <w:tab w:val="center" w:pos="4393"/>
+          <w:tab w:val="right" w:pos="8787"/>
+        </w:tabs>
         <w:spacing w:before="40" w:after="120"/>
-        <w:jc w:val="center"/>
       </w:pPr>
       <w:r>
         <w:rPr>
@@ -2887,7 +2890,7 @@
           <w:color w:val="305496"/>
           <w:sz w:val="22"/>
         </w:rPr>
-        <w:t>F(x, y, y', y'', ..., y⁽ⁿ⁾) = 0</w:t>
+        <w:tab/>
       </w:r>
       <w:r>
         <w:rPr>
@@ -2897,7 +2900,18 @@
           <w:color w:val="305496"/>
           <w:sz w:val="22"/>
         </w:rPr>
-        <w:t xml:space="preserve">   (1)</w:t>
+        <w:t>F(x, y, y', y'', ..., y⁽ⁿ⁾) = 0</w:t>
+      </w:r>
+      <w:r>
+        <w:rPr>
+          <w:rFonts w:ascii="Arial" w:hAnsi="Arial" w:cs="Arial"/>
+          <w:b/>
+          <w:i/>
+          <w:color w:val="305496"/>
+          <w:sz w:val="22"/>
+        </w:rPr>
+        <w:tab/>
+        <w:t xml:space="preserve">(1)</w:t>
       </w:r>
     </w:p>
     <w:p>
@@ -2935,8 +2949,11 @@
     </w:p>
     <w:p>
       <w:pPr>
+        <w:tabs>
+          <w:tab w:val="center" w:pos="4393"/>
+          <w:tab w:val="right" w:pos="8787"/>
+        </w:tabs>
         <w:spacing w:before="40" w:after="120"/>
-        <w:jc w:val="center"/>
       </w:pPr>
       <w:r>
         <w:rPr>
@@ -2946,7 +2963,7 @@
           <w:color w:val="305496"/>
           <w:sz w:val="22"/>
         </w:rPr>
-        <w:t>ODE:  y'' + 4y' + 4y = 0        PDE:  ∂²u/∂x² + ∂²u/∂y² = 0  (Persamaan Laplace)</w:t>
+        <w:tab/>
       </w:r>
       <w:r>
         <w:rPr>
@@ -2956,7 +2973,18 @@
           <w:color w:val="305496"/>
           <w:sz w:val="22"/>
         </w:rPr>
-        <w:t xml:space="preserve">   (2)</w:t>
+        <w:t>ODE:  y'' + 4y' + 4y = 0        PDE:  ∂²u/∂x² + ∂²u/∂y² = 0  (Persamaan Laplace)</w:t>
+      </w:r>
+      <w:r>
+        <w:rPr>
+          <w:rFonts w:ascii="Arial" w:hAnsi="Arial" w:cs="Arial"/>
+          <w:b/>
+          <w:i/>
+          <w:color w:val="305496"/>
+          <w:sz w:val="22"/>
+        </w:rPr>
+        <w:tab/>
+        <w:t xml:space="preserve">(2)</w:t>
       </w:r>
     </w:p>
     <w:p>
@@ -3061,8 +3089,11 @@
     </w:p>
     <w:p>
       <w:pPr>
+        <w:tabs>
+          <w:tab w:val="center" w:pos="4393"/>
+          <w:tab w:val="right" w:pos="8787"/>
+        </w:tabs>
         <w:spacing w:before="40" w:after="120"/>
-        <w:jc w:val="center"/>
       </w:pPr>
       <w:r>
         <w:rPr>
@@ -3072,7 +3103,7 @@
           <w:color w:val="305496"/>
           <w:sz w:val="22"/>
         </w:rPr>
-        <w:t>Orde = turunan tertinggi yang muncul        Derajat = pangkat dari turunan tertinggi</w:t>
+        <w:tab/>
       </w:r>
       <w:r>
         <w:rPr>
@@ -3082,7 +3113,18 @@
           <w:color w:val="305496"/>
           <w:sz w:val="22"/>
         </w:rPr>
-        <w:t xml:space="preserve">   (3)</w:t>
+        <w:t>Orde = turunan tertinggi yang muncul        Derajat = pangkat dari turunan tertinggi</w:t>
+      </w:r>
+      <w:r>
+        <w:rPr>
+          <w:rFonts w:ascii="Arial" w:hAnsi="Arial" w:cs="Arial"/>
+          <w:b/>
+          <w:i/>
+          <w:color w:val="305496"/>
+          <w:sz w:val="22"/>
+        </w:rPr>
+        <w:tab/>
+        <w:t xml:space="preserve">(3)</w:t>
       </w:r>
     </w:p>
     <w:p>
@@ -4049,8 +4091,11 @@
     </w:p>
     <w:p>
       <w:pPr>
+        <w:tabs>
+          <w:tab w:val="center" w:pos="4393"/>
+          <w:tab w:val="right" w:pos="8787"/>
+        </w:tabs>
         <w:spacing w:before="40" w:after="120"/>
-        <w:jc w:val="center"/>
       </w:pPr>
       <w:r>
         <w:rPr>
@@ -4060,7 +4105,7 @@
           <w:color w:val="305496"/>
           <w:sz w:val="22"/>
         </w:rPr>
-        <w:t>aₙ(x)·y⁽ⁿ⁾ + aₙ₋₁(x)·y⁽ⁿ⁻¹⁾ + ... + a₁(x)·y' + a₀(x)·y = r(x)</w:t>
+        <w:tab/>
       </w:r>
       <w:r>
         <w:rPr>
@@ -4070,7 +4115,18 @@
           <w:color w:val="305496"/>
           <w:sz w:val="22"/>
         </w:rPr>
-        <w:t xml:space="preserve">   (4)</w:t>
+        <w:t>aₙ(x)·y⁽ⁿ⁾ + aₙ₋₁(x)·y⁽ⁿ⁻¹⁾ + ... + a₁(x)·y' + a₀(x)·y = r(x)</w:t>
+      </w:r>
+      <w:r>
+        <w:rPr>
+          <w:rFonts w:ascii="Arial" w:hAnsi="Arial" w:cs="Arial"/>
+          <w:b/>
+          <w:i/>
+          <w:color w:val="305496"/>
+          <w:sz w:val="22"/>
+        </w:rPr>
+        <w:tab/>
+        <w:t xml:space="preserve">(4)</w:t>
       </w:r>
     </w:p>
     <w:p>
@@ -4139,8 +4195,11 @@
     </w:p>
     <w:p>
       <w:pPr>
+        <w:tabs>
+          <w:tab w:val="center" w:pos="4393"/>
+          <w:tab w:val="right" w:pos="8787"/>
+        </w:tabs>
         <w:spacing w:before="40" w:after="120"/>
-        <w:jc w:val="center"/>
       </w:pPr>
       <w:r>
         <w:rPr>
@@ -4150,7 +4209,7 @@
           <w:color w:val="305496"/>
           <w:sz w:val="22"/>
         </w:rPr>
-        <w:t>Homogen:  aₙ·y⁽ⁿ⁾ + ... + a₀·y = 0        Non-Homogen:  aₙ·y⁽ⁿ⁾ + ... + a₀·y = r(x)</w:t>
+        <w:tab/>
       </w:r>
       <w:r>
         <w:rPr>
@@ -4160,7 +4219,18 @@
           <w:color w:val="305496"/>
           <w:sz w:val="22"/>
         </w:rPr>
-        <w:t xml:space="preserve">   (5)</w:t>
+        <w:t>Homogen:  aₙ·y⁽ⁿ⁾ + ... + a₀·y = 0        Non-Homogen:  aₙ·y⁽ⁿ⁾ + ... + a₀·y = r(x)</w:t>
+      </w:r>
+      <w:r>
+        <w:rPr>
+          <w:rFonts w:ascii="Arial" w:hAnsi="Arial" w:cs="Arial"/>
+          <w:b/>
+          <w:i/>
+          <w:color w:val="305496"/>
+          <w:sz w:val="22"/>
+        </w:rPr>
+        <w:tab/>
+        <w:t xml:space="preserve">(5)</w:t>
       </w:r>
     </w:p>
     <w:p>
@@ -4189,8 +4259,11 @@
     </w:p>
     <w:p>
       <w:pPr>
+        <w:tabs>
+          <w:tab w:val="center" w:pos="4393"/>
+          <w:tab w:val="right" w:pos="8787"/>
+        </w:tabs>
         <w:spacing w:before="40" w:after="120"/>
-        <w:jc w:val="center"/>
       </w:pPr>
       <w:r>
         <w:rPr>
@@ -4200,7 +4273,7 @@
           <w:color w:val="305496"/>
           <w:sz w:val="22"/>
         </w:rPr>
-        <w:t>y = yₕ + yₚ</w:t>
+        <w:tab/>
       </w:r>
       <w:r>
         <w:rPr>
@@ -4210,7 +4283,18 @@
           <w:color w:val="305496"/>
           <w:sz w:val="22"/>
         </w:rPr>
-        <w:t xml:space="preserve">   (6)</w:t>
+        <w:t>y = yₕ + yₚ</w:t>
+      </w:r>
+      <w:r>
+        <w:rPr>
+          <w:rFonts w:ascii="Arial" w:hAnsi="Arial" w:cs="Arial"/>
+          <w:b/>
+          <w:i/>
+          <w:color w:val="305496"/>
+          <w:sz w:val="22"/>
+        </w:rPr>
+        <w:tab/>
+        <w:t xml:space="preserve">(6)</w:t>
       </w:r>
     </w:p>
     <w:p>
@@ -4279,8 +4363,11 @@
     </w:p>
     <w:p>
       <w:pPr>
+        <w:tabs>
+          <w:tab w:val="center" w:pos="4393"/>
+          <w:tab w:val="right" w:pos="8787"/>
+        </w:tabs>
         <w:spacing w:before="40" w:after="120"/>
-        <w:jc w:val="center"/>
       </w:pPr>
       <w:r>
         <w:rPr>
@@ -4290,7 +4377,7 @@
           <w:color w:val="305496"/>
           <w:sz w:val="22"/>
         </w:rPr>
-        <w:t>aₙ·xⁿ·y⁽ⁿ⁾ + aₙ₋₁·xⁿ⁻¹·y⁽ⁿ⁻¹⁾ + ... + a₁·x·y' + a₀·y = r(x)   (PD Cauchy-Euler)</w:t>
+        <w:tab/>
       </w:r>
       <w:r>
         <w:rPr>
@@ -4300,7 +4387,18 @@
           <w:color w:val="305496"/>
           <w:sz w:val="22"/>
         </w:rPr>
-        <w:t xml:space="preserve">   (7)</w:t>
+        <w:t>aₙ·xⁿ·y⁽ⁿ⁾ + aₙ₋₁·xⁿ⁻¹·y⁽ⁿ⁻¹⁾ + ... + a₁·x·y' + a₀·y = r(x)   (PD Cauchy-Euler)</w:t>
+      </w:r>
+      <w:r>
+        <w:rPr>
+          <w:rFonts w:ascii="Arial" w:hAnsi="Arial" w:cs="Arial"/>
+          <w:b/>
+          <w:i/>
+          <w:color w:val="305496"/>
+          <w:sz w:val="22"/>
+        </w:rPr>
+        <w:tab/>
+        <w:t xml:space="preserve">(7)</w:t>
       </w:r>
     </w:p>
     <w:p>
@@ -6155,8 +6253,11 @@
     </w:p>
     <w:p>
       <w:pPr>
+        <w:tabs>
+          <w:tab w:val="center" w:pos="4393"/>
+          <w:tab w:val="right" w:pos="8787"/>
+        </w:tabs>
         <w:spacing w:before="40" w:after="120"/>
-        <w:jc w:val="center"/>
       </w:pPr>
       <w:r>
         <w:rPr>
@@ -6166,7 +6267,7 @@
           <w:color w:val="305496"/>
           <w:sz w:val="22"/>
         </w:rPr>
-        <w:t xml:space="preserve">y = e</w:t>
+        <w:tab/>
       </w:r>
       <w:r>
         <w:rPr>
@@ -6175,9 +6276,8 @@
           <w:i/>
           <w:color w:val="305496"/>
           <w:sz w:val="22"/>
-          <w:vertAlign w:val="superscript"/>
-        </w:rPr>
-        <w:t xml:space="preserve">2x</w:t>
+        </w:rPr>
+        <w:t xml:space="preserve">y = e</w:t>
       </w:r>
       <w:r>
         <w:rPr>
@@ -6186,8 +6286,9 @@
           <w:i/>
           <w:color w:val="305496"/>
           <w:sz w:val="22"/>
-        </w:rPr>
-        <w:t xml:space="preserve">      y' = 2·e</w:t>
+          <w:vertAlign w:val="superscript"/>
+        </w:rPr>
+        <w:t xml:space="preserve">2x</w:t>
       </w:r>
       <w:r>
         <w:rPr>
@@ -6196,9 +6297,8 @@
           <w:i/>
           <w:color w:val="305496"/>
           <w:sz w:val="22"/>
-          <w:vertAlign w:val="superscript"/>
-        </w:rPr>
-        <w:t xml:space="preserve">2x</w:t>
+        </w:rPr>
+        <w:t xml:space="preserve">      y' = 2·e</w:t>
       </w:r>
       <w:r>
         <w:rPr>
@@ -6207,8 +6307,9 @@
           <w:i/>
           <w:color w:val="305496"/>
           <w:sz w:val="22"/>
-        </w:rPr>
-        <w:t xml:space="preserve">      y'' = 4·e</w:t>
+          <w:vertAlign w:val="superscript"/>
+        </w:rPr>
+        <w:t xml:space="preserve">2x</w:t>
       </w:r>
       <w:r>
         <w:rPr>
@@ -6217,9 +6318,8 @@
           <w:i/>
           <w:color w:val="305496"/>
           <w:sz w:val="22"/>
-          <w:vertAlign w:val="superscript"/>
-        </w:rPr>
-        <w:t xml:space="preserve">2x</w:t>
+        </w:rPr>
+        <w:t xml:space="preserve">      y'' = 4·e</w:t>
       </w:r>
       <w:r>
         <w:rPr>
@@ -6228,8 +6328,20 @@
           <w:i/>
           <w:color w:val="305496"/>
           <w:sz w:val="22"/>
-        </w:rPr>
-        <w:t xml:space="preserve">   (8)</w:t>
+          <w:vertAlign w:val="superscript"/>
+        </w:rPr>
+        <w:t xml:space="preserve">2x</w:t>
+      </w:r>
+      <w:r>
+        <w:rPr>
+          <w:rFonts w:ascii="Arial" w:hAnsi="Arial" w:cs="Arial"/>
+          <w:b/>
+          <w:i/>
+          <w:color w:val="305496"/>
+          <w:sz w:val="22"/>
+        </w:rPr>
+        <w:tab/>
+        <w:t xml:space="preserve">(8)</w:t>
       </w:r>
     </w:p>
     <w:p>
@@ -6258,8 +6370,11 @@
     </w:p>
     <w:p>
       <w:pPr>
+        <w:tabs>
+          <w:tab w:val="center" w:pos="4393"/>
+          <w:tab w:val="right" w:pos="8787"/>
+        </w:tabs>
         <w:spacing w:before="40" w:after="120"/>
-        <w:jc w:val="center"/>
       </w:pPr>
       <w:r>
         <w:rPr>
@@ -6269,7 +6384,7 @@
           <w:color w:val="305496"/>
           <w:sz w:val="22"/>
         </w:rPr>
-        <w:t xml:space="preserve">LHS = 4·e</w:t>
+        <w:tab/>
       </w:r>
       <w:r>
         <w:rPr>
@@ -6278,9 +6393,8 @@
           <w:i/>
           <w:color w:val="305496"/>
           <w:sz w:val="22"/>
-          <w:vertAlign w:val="superscript"/>
-        </w:rPr>
-        <w:t xml:space="preserve">2x</w:t>
+        </w:rPr>
+        <w:t xml:space="preserve">LHS = 4·e</w:t>
       </w:r>
       <w:r>
         <w:rPr>
@@ -6289,8 +6403,9 @@
           <w:i/>
           <w:color w:val="305496"/>
           <w:sz w:val="22"/>
-        </w:rPr>
-        <w:t xml:space="preserve"> − 4·(2·e</w:t>
+          <w:vertAlign w:val="superscript"/>
+        </w:rPr>
+        <w:t xml:space="preserve">2x</w:t>
       </w:r>
       <w:r>
         <w:rPr>
@@ -6299,9 +6414,8 @@
           <w:i/>
           <w:color w:val="305496"/>
           <w:sz w:val="22"/>
-          <w:vertAlign w:val="superscript"/>
-        </w:rPr>
-        <w:t xml:space="preserve">2x</w:t>
+        </w:rPr>
+        <w:t xml:space="preserve"> − 4·(2·e</w:t>
       </w:r>
       <w:r>
         <w:rPr>
@@ -6310,8 +6424,9 @@
           <w:i/>
           <w:color w:val="305496"/>
           <w:sz w:val="22"/>
-        </w:rPr>
-        <w:t xml:space="preserve">) + 4·(e</w:t>
+          <w:vertAlign w:val="superscript"/>
+        </w:rPr>
+        <w:t xml:space="preserve">2x</w:t>
       </w:r>
       <w:r>
         <w:rPr>
@@ -6320,9 +6435,8 @@
           <w:i/>
           <w:color w:val="305496"/>
           <w:sz w:val="22"/>
-          <w:vertAlign w:val="superscript"/>
-        </w:rPr>
-        <w:t xml:space="preserve">2x</w:t>
+        </w:rPr>
+        <w:t xml:space="preserve">) + 4·(e</w:t>
       </w:r>
       <w:r>
         <w:rPr>
@@ -6331,8 +6445,9 @@
           <w:i/>
           <w:color w:val="305496"/>
           <w:sz w:val="22"/>
-        </w:rPr>
-        <w:t xml:space="preserve">) = 4·e</w:t>
+          <w:vertAlign w:val="superscript"/>
+        </w:rPr>
+        <w:t xml:space="preserve">2x</w:t>
       </w:r>
       <w:r>
         <w:rPr>
@@ -6341,9 +6456,8 @@
           <w:i/>
           <w:color w:val="305496"/>
           <w:sz w:val="22"/>
-          <w:vertAlign w:val="superscript"/>
-        </w:rPr>
-        <w:t xml:space="preserve">2x</w:t>
+        </w:rPr>
+        <w:t xml:space="preserve">) = 4·e</w:t>
       </w:r>
       <w:r>
         <w:rPr>
@@ -6352,8 +6466,9 @@
           <w:i/>
           <w:color w:val="305496"/>
           <w:sz w:val="22"/>
-        </w:rPr>
-        <w:t xml:space="preserve"> − 8·e</w:t>
+          <w:vertAlign w:val="superscript"/>
+        </w:rPr>
+        <w:t xml:space="preserve">2x</w:t>
       </w:r>
       <w:r>
         <w:rPr>
@@ -6362,9 +6477,8 @@
           <w:i/>
           <w:color w:val="305496"/>
           <w:sz w:val="22"/>
-          <w:vertAlign w:val="superscript"/>
-        </w:rPr>
-        <w:t xml:space="preserve">2x</w:t>
+        </w:rPr>
+        <w:t xml:space="preserve"> − 8·e</w:t>
       </w:r>
       <w:r>
         <w:rPr>
@@ -6373,8 +6487,9 @@
           <w:i/>
           <w:color w:val="305496"/>
           <w:sz w:val="22"/>
-        </w:rPr>
-        <w:t xml:space="preserve"> + 4·e</w:t>
+          <w:vertAlign w:val="superscript"/>
+        </w:rPr>
+        <w:t xml:space="preserve">2x</w:t>
       </w:r>
       <w:r>
         <w:rPr>
@@ -6383,9 +6498,8 @@
           <w:i/>
           <w:color w:val="305496"/>
           <w:sz w:val="22"/>
-          <w:vertAlign w:val="superscript"/>
-        </w:rPr>
-        <w:t xml:space="preserve">2x</w:t>
+        </w:rPr>
+        <w:t xml:space="preserve"> + 4·e</w:t>
       </w:r>
       <w:r>
         <w:rPr>
@@ -6394,8 +6508,9 @@
           <w:i/>
           <w:color w:val="305496"/>
           <w:sz w:val="22"/>
-        </w:rPr>
-        <w:t xml:space="preserve"> = 0</w:t>
+          <w:vertAlign w:val="superscript"/>
+        </w:rPr>
+        <w:t xml:space="preserve">2x</w:t>
       </w:r>
       <w:r>
         <w:rPr>
@@ -6405,7 +6520,18 @@
           <w:color w:val="305496"/>
           <w:sz w:val="22"/>
         </w:rPr>
-        <w:t xml:space="preserve">   (9)</w:t>
+        <w:t xml:space="preserve"> = 0</w:t>
+      </w:r>
+      <w:r>
+        <w:rPr>
+          <w:rFonts w:ascii="Arial" w:hAnsi="Arial" w:cs="Arial"/>
+          <w:b/>
+          <w:i/>
+          <w:color w:val="305496"/>
+          <w:sz w:val="22"/>
+        </w:rPr>
+        <w:tab/>
+        <w:t xml:space="preserve">(9)</w:t>
       </w:r>
     </w:p>
     <w:p>
@@ -6434,8 +6560,11 @@
     </w:p>
     <w:p>
       <w:pPr>
+        <w:tabs>
+          <w:tab w:val="center" w:pos="4393"/>
+          <w:tab w:val="right" w:pos="8787"/>
+        </w:tabs>
         <w:spacing w:before="40" w:after="120"/>
-        <w:jc w:val="center"/>
       </w:pPr>
       <w:r>
         <w:rPr>
@@ -6445,7 +6574,7 @@
           <w:color w:val="305496"/>
           <w:sz w:val="22"/>
         </w:rPr>
-        <w:t xml:space="preserve">LHS = 0 = RHS   ✓ identitas berlaku   →   y = e</w:t>
+        <w:tab/>
       </w:r>
       <w:r>
         <w:rPr>
@@ -6454,9 +6583,8 @@
           <w:i/>
           <w:color w:val="305496"/>
           <w:sz w:val="22"/>
-          <w:vertAlign w:val="superscript"/>
-        </w:rPr>
-        <w:t xml:space="preserve">2x</w:t>
+        </w:rPr>
+        <w:t xml:space="preserve">LHS = 0 = RHS   ✓ identitas berlaku   →   y = e</w:t>
       </w:r>
       <w:r>
         <w:rPr>
@@ -6465,8 +6593,9 @@
           <w:i/>
           <w:color w:val="305496"/>
           <w:sz w:val="22"/>
-        </w:rPr>
-        <w:t xml:space="preserve"> ADALAH solusi PD y'' − 4y' + 4y = 0</w:t>
+          <w:vertAlign w:val="superscript"/>
+        </w:rPr>
+        <w:t xml:space="preserve">2x</w:t>
       </w:r>
       <w:r>
         <w:rPr>
@@ -6476,7 +6605,18 @@
           <w:color w:val="305496"/>
           <w:sz w:val="22"/>
         </w:rPr>
-        <w:t xml:space="preserve">   (10)</w:t>
+        <w:t xml:space="preserve"> ADALAH solusi PD y'' − 4y' + 4y = 0</w:t>
+      </w:r>
+      <w:r>
+        <w:rPr>
+          <w:rFonts w:ascii="Arial" w:hAnsi="Arial" w:cs="Arial"/>
+          <w:b/>
+          <w:i/>
+          <w:color w:val="305496"/>
+          <w:sz w:val="22"/>
+        </w:rPr>
+        <w:tab/>
+        <w:t xml:space="preserve">(10)</w:t>
       </w:r>
     </w:p>
     <w:p>
@@ -6622,8 +6762,11 @@
     </w:p>
     <w:p>
       <w:pPr>
+        <w:tabs>
+          <w:tab w:val="center" w:pos="4393"/>
+          <w:tab w:val="right" w:pos="8787"/>
+        </w:tabs>
         <w:spacing w:before="40" w:after="120"/>
-        <w:jc w:val="center"/>
       </w:pPr>
       <w:r>
         <w:rPr>
@@ -6633,7 +6776,7 @@
           <w:color w:val="305496"/>
           <w:sz w:val="22"/>
         </w:rPr>
-        <w:t>y = cos 2x      y' = −2·sin 2x      y'' = −4·cos 2x</w:t>
+        <w:tab/>
       </w:r>
       <w:r>
         <w:rPr>
@@ -6643,7 +6786,18 @@
           <w:color w:val="305496"/>
           <w:sz w:val="22"/>
         </w:rPr>
-        <w:t xml:space="preserve">   (11)</w:t>
+        <w:t>y = cos 2x      y' = −2·sin 2x      y'' = −4·cos 2x</w:t>
+      </w:r>
+      <w:r>
+        <w:rPr>
+          <w:rFonts w:ascii="Arial" w:hAnsi="Arial" w:cs="Arial"/>
+          <w:b/>
+          <w:i/>
+          <w:color w:val="305496"/>
+          <w:sz w:val="22"/>
+        </w:rPr>
+        <w:tab/>
+        <w:t xml:space="preserve">(11)</w:t>
       </w:r>
     </w:p>
     <w:p>
@@ -6672,8 +6826,11 @@
     </w:p>
     <w:p>
       <w:pPr>
+        <w:tabs>
+          <w:tab w:val="center" w:pos="4393"/>
+          <w:tab w:val="right" w:pos="8787"/>
+        </w:tabs>
         <w:spacing w:before="40" w:after="120"/>
-        <w:jc w:val="center"/>
       </w:pPr>
       <w:r>
         <w:rPr>
@@ -6683,7 +6840,7 @@
           <w:color w:val="305496"/>
           <w:sz w:val="22"/>
         </w:rPr>
-        <w:t>LHS = −4·cos 2x + 4·cos 2x = 0</w:t>
+        <w:tab/>
       </w:r>
       <w:r>
         <w:rPr>
@@ -6693,7 +6850,18 @@
           <w:color w:val="305496"/>
           <w:sz w:val="22"/>
         </w:rPr>
-        <w:t xml:space="preserve">   (12)</w:t>
+        <w:t>LHS = −4·cos 2x + 4·cos 2x = 0</w:t>
+      </w:r>
+      <w:r>
+        <w:rPr>
+          <w:rFonts w:ascii="Arial" w:hAnsi="Arial" w:cs="Arial"/>
+          <w:b/>
+          <w:i/>
+          <w:color w:val="305496"/>
+          <w:sz w:val="22"/>
+        </w:rPr>
+        <w:tab/>
+        <w:t xml:space="preserve">(12)</w:t>
       </w:r>
     </w:p>
     <w:p>
@@ -6722,8 +6890,11 @@
     </w:p>
     <w:p>
       <w:pPr>
+        <w:tabs>
+          <w:tab w:val="center" w:pos="4393"/>
+          <w:tab w:val="right" w:pos="8787"/>
+        </w:tabs>
         <w:spacing w:before="40" w:after="120"/>
-        <w:jc w:val="center"/>
       </w:pPr>
       <w:r>
         <w:rPr>
@@ -6733,7 +6904,7 @@
           <w:color w:val="305496"/>
           <w:sz w:val="22"/>
         </w:rPr>
-        <w:t>LHS = 0 ≠ cos 2x = RHS   →   y = cos 2x BUKAN solusi PD y'' + 4y = cos 2x</w:t>
+        <w:tab/>
       </w:r>
       <w:r>
         <w:rPr>
@@ -6743,7 +6914,18 @@
           <w:color w:val="305496"/>
           <w:sz w:val="22"/>
         </w:rPr>
-        <w:t xml:space="preserve">   (13)</w:t>
+        <w:t>LHS = 0 ≠ cos 2x = RHS   →   y = cos 2x BUKAN solusi PD y'' + 4y = cos 2x</w:t>
+      </w:r>
+      <w:r>
+        <w:rPr>
+          <w:rFonts w:ascii="Arial" w:hAnsi="Arial" w:cs="Arial"/>
+          <w:b/>
+          <w:i/>
+          <w:color w:val="305496"/>
+          <w:sz w:val="22"/>
+        </w:rPr>
+        <w:tab/>
+        <w:t xml:space="preserve">(13)</w:t>
       </w:r>
     </w:p>
     <w:p>
@@ -6819,8 +7001,11 @@
     </w:p>
     <w:p>
       <w:pPr>
+        <w:tabs>
+          <w:tab w:val="center" w:pos="4393"/>
+          <w:tab w:val="right" w:pos="8787"/>
+        </w:tabs>
         <w:spacing w:before="40" w:after="120"/>
-        <w:jc w:val="center"/>
       </w:pPr>
       <w:r>
         <w:rPr>
@@ -6830,7 +7015,7 @@
           <w:color w:val="305496"/>
           <w:sz w:val="22"/>
         </w:rPr>
-        <w:t>Solusi Umum:  y = C₁·y₁(x) + C₂·y₂(x) + ...   (memuat Cᵢ)        Solusi Khusus:  nilai Cᵢ ditentukan oleh syarat awal</w:t>
+        <w:tab/>
       </w:r>
       <w:r>
         <w:rPr>
@@ -6840,7 +7025,18 @@
           <w:color w:val="305496"/>
           <w:sz w:val="22"/>
         </w:rPr>
-        <w:t xml:space="preserve">   (14)</w:t>
+        <w:t>Solusi Umum:  y = C₁·y₁(x) + C₂·y₂(x) + ...   (memuat Cᵢ)        Solusi Khusus:  nilai Cᵢ ditentukan oleh syarat awal</w:t>
+      </w:r>
+      <w:r>
+        <w:rPr>
+          <w:rFonts w:ascii="Arial" w:hAnsi="Arial" w:cs="Arial"/>
+          <w:b/>
+          <w:i/>
+          <w:color w:val="305496"/>
+          <w:sz w:val="22"/>
+        </w:rPr>
+        <w:tab/>
+        <w:t xml:space="preserve">(14)</w:t>
       </w:r>
     </w:p>
     <w:p>

--- a/Engineering-Mathematics/Modul-Word/Modul-1-Pengenalan-Persamaan-Diferensial.docx
+++ b/Engineering-Mathematics/Modul-Word/Modul-1-Pengenalan-Persamaan-Diferensial.docx
@@ -2579,45 +2579,65 @@
     <w:p>
       <w:pPr>
         <w:pBdr>
-          <w:top w:val="single" w:sz="8" w:space="6" w:color="2E9E6B"/>
-          <w:left w:val="single" w:sz="8" w:space="6" w:color="2E9E6B"/>
-          <w:bottom w:val="single" w:sz="8" w:space="6" w:color="2E9E6B"/>
-          <w:right w:val="single" w:sz="8" w:space="6" w:color="2E9E6B"/>
+          <w:top w:val="single" w:sz="6" w:space="10" w:color="BFE3D0"/>
+          <w:left w:val="single" w:sz="24" w:space="12" w:color="1F7A55"/>
+          <w:bottom w:val="single" w:sz="6" w:space="10" w:color="BFE3D0"/>
+          <w:right w:val="single" w:sz="6" w:space="10" w:color="BFE3D0"/>
         </w:pBdr>
-        <w:shd w:val="clear" w:fill="EAF7F0"/>
-        <w:spacing w:before="80" w:after="240"/>
-      </w:pPr>
-      <w:r>
-        <w:rPr>
-          <w:rFonts w:ascii="Arial" w:hAnsi="Arial" w:cs="Arial"/>
-          <w:b/>
-          <w:i w:val="0"/>
-          <w:color w:val="1F3864"/>
-          <w:sz w:val="21"/>
-        </w:rPr>
-        <w:t xml:space="preserve">🔗 Modul Interaktif: </w:t>
+        <w:shd w:val="clear" w:fill="F1FAF5"/>
+        <w:spacing w:before="140" w:after="60" w:line="264" w:lineRule="auto"/>
+        <w:ind w:left="170" w:right="170"/>
+        <w:jc w:val="left"/>
+      </w:pPr>
+      <w:r>
+        <w:rPr>
+          <w:rFonts w:ascii="Arial" w:hAnsi="Arial" w:cs="Arial"/>
+          <w:b/>
+          <w:i w:val="0"/>
+          <w:color w:val="1F7A55"/>
+          <w:sz w:val="17"/>
+          <w:spacing w:val="30"/>
+        </w:rPr>
+        <w:t xml:space="preserve">🔗 MODUL INTERAKTIF</w:t>
+      </w:r>
+      <w:r>
+        <w:br/>
       </w:r>
       <w:hyperlink r:id="rId19">
         <w:r>
           <w:rPr>
             <w:rFonts w:ascii="Arial" w:hAnsi="Arial" w:cs="Arial"/>
-            <w:sz w:val="22"/>
+            <w:b/>
             <w:color w:val="0563C1"/>
+            <w:sz w:val="20"/>
             <w:u w:val="single"/>
-            <w:b/>
           </w:rPr>
           <w:t xml:space="preserve">https://dedik-romahadi.github.io/Mechanical-Engineering-Courses/Engineering-Mathematics/Modul/Modul-1.html</w:t>
         </w:r>
       </w:hyperlink>
-      <w:r>
-        <w:rPr>
-          <w:rFonts w:ascii="Arial" w:hAnsi="Arial" w:cs="Arial"/>
-          <w:b w:val="0"/>
-          <w:i w:val="0"/>
-          <w:color w:val="333333"/>
-          <w:sz w:val="20"/>
-        </w:rPr>
-        <w:t>. Pada layar masuk, pilih tombol “👁️ Mode Preview (Tanpa Login)” untuk melihat modul lengkap (animasi, kalkulator interaktif, editor kode Python langsung di browser) tanpa perlu akun. Soal pada Mode Preview bersifat tampilan saja; jawaban benar/salah dan poin tidak aktif.</w:t>
+    </w:p>
+    <w:p>
+      <w:pPr>
+        <w:pBdr>
+          <w:top w:val="single" w:sz="6" w:space="10" w:color="BFE3D0"/>
+          <w:left w:val="single" w:sz="24" w:space="12" w:color="1F7A55"/>
+          <w:bottom w:val="single" w:sz="6" w:space="10" w:color="BFE3D0"/>
+          <w:right w:val="single" w:sz="6" w:space="10" w:color="BFE3D0"/>
+        </w:pBdr>
+        <w:shd w:val="clear" w:fill="F1FAF5"/>
+        <w:spacing w:before="0" w:after="140" w:line="264" w:lineRule="auto"/>
+        <w:ind w:left="170" w:right="170"/>
+        <w:jc w:val="left"/>
+      </w:pPr>
+      <w:r>
+        <w:rPr>
+          <w:rFonts w:ascii="Arial" w:hAnsi="Arial" w:cs="Arial"/>
+          <w:b w:val="0"/>
+          <w:i w:val="0"/>
+          <w:color w:val="44525F"/>
+          <w:sz w:val="19"/>
+        </w:rPr>
+        <w:t xml:space="preserve">Pada layar masuk, pilih tombol “👁️ Mode Preview (Tanpa Login)” untuk melihat modul lengkap (animasi, kalkulator interaktif, editor kode Python langsung di browser) tanpa perlu akun. Soal pada Mode Preview bersifat tampilan saja; jawaban benar/salah dan poin tidak aktif.</w:t>
       </w:r>
     </w:p>
     <w:p>
